--- a/docs/downloads/ernst-august-bremicker/doc_0116.docx
+++ b/docs/downloads/ernst-august-bremicker/doc_0116.docx
@@ -1,150 +1,800 @@
 
 <file path=word/document.xml><?xml version="1.0" encoding="utf-8"?>
-<w:document xmlns:wpc="http://schemas.microsoft.com/office/word/2010/wordprocessingCanvas" xmlns:cx="http://schemas.microsoft.com/office/drawing/2014/chartex" xmlns:cx1="http://schemas.microsoft.com/office/drawing/2015/9/8/chartex" xmlns:cx2="http://schemas.microsoft.com/office/drawing/2015/10/21/chartex" xmlns:cx3="http://schemas.microsoft.com/office/drawing/2016/5/9/chartex" xmlns:cx4="http://schemas.microsoft.com/office/drawing/2016/5/10/chartex" xmlns:cx5="http://schemas.microsoft.com/office/drawing/2016/5/11/chartex" xmlns:cx6="http://schemas.microsoft.com/office/drawing/2016/5/12/chartex" xmlns:cx7="http://schemas.microsoft.com/office/drawing/2016/5/13/chartex" xmlns:cx8="http://schemas.microsoft.com/office/drawing/2016/5/14/chartex" xmlns:mc="http://schemas.openxmlformats.org/markup-compatibility/2006" xmlns:aink="http://schemas.microsoft.com/office/drawing/2016/ink" xmlns:am3d="http://schemas.microsoft.com/office/drawing/2017/model3d" xmlns:o="urn:schemas-microsoft-com:office:office" xmlns:r="http://schemas.openxmlformats.org/officeDocument/2006/relationships" xmlns:m="http://schemas.openxmlformats.org/officeDocument/2006/math" xmlns:v="urn:schemas-microsoft-com:vml" xmlns:wp14="http://schemas.microsoft.com/office/word/2010/wordprocessingDrawing" xmlns:wp="http://schemas.openxmlformats.org/drawingml/2006/wordprocessingDrawing" xmlns:w10="urn:schemas-microsoft-com:office:word" xmlns:w="http://schemas.openxmlformats.org/wordprocessingml/2006/main" xmlns:w14="http://schemas.microsoft.com/office/word/2010/wordml" xmlns:w15="http://schemas.microsoft.com/office/word/2012/wordml" xmlns:w16cex="http://schemas.microsoft.com/office/word/2018/wordml/cex" xmlns:w16cid="http://schemas.microsoft.com/office/word/2016/wordml/cid" xmlns:w16="http://schemas.microsoft.com/office/word/2018/wordml" xmlns:w16sdtdh="http://schemas.microsoft.com/office/word/2020/wordml/sdtdatahash" xmlns:w16se="http://schemas.microsoft.com/office/word/2015/wordml/symex" xmlns:wpg="http://schemas.microsoft.com/office/word/2010/wordprocessingGroup" xmlns:wpi="http://schemas.microsoft.com/office/word/2010/wordprocessingInk" xmlns:wne="http://schemas.microsoft.com/office/word/2006/wordml" xmlns:wps="http://schemas.microsoft.com/office/word/2010/wordprocessingShape" mc:Ignorable="w14 w15 w16se w16cid w16 w16cex w16sdtdh wp14">
+<w:document xmlns:wpc="http://schemas.microsoft.com/office/word/2010/wordprocessingCanvas" xmlns:cx="http://schemas.microsoft.com/office/drawing/2014/chartex" xmlns:cx1="http://schemas.microsoft.com/office/drawing/2015/9/8/chartex" xmlns:cx2="http://schemas.microsoft.com/office/drawing/2015/10/21/chartex" xmlns:cx3="http://schemas.microsoft.com/office/drawing/2016/5/9/chartex" xmlns:cx4="http://schemas.microsoft.com/office/drawing/2016/5/10/chartex" xmlns:cx5="http://schemas.microsoft.com/office/drawing/2016/5/11/chartex" xmlns:cx6="http://schemas.microsoft.com/office/drawing/2016/5/12/chartex" xmlns:cx7="http://schemas.microsoft.com/office/drawing/2016/5/13/chartex" xmlns:cx8="http://schemas.microsoft.com/office/drawing/2016/5/14/chartex" xmlns:mc="http://schemas.openxmlformats.org/markup-compatibility/2006" xmlns:aink="http://schemas.microsoft.com/office/drawing/2016/ink" xmlns:am3d="http://schemas.microsoft.com/office/drawing/2017/model3d" xmlns:o="urn:schemas-microsoft-com:office:office" xmlns:oel="http://schemas.microsoft.com/office/2019/extlst" xmlns:r="http://schemas.openxmlformats.org/officeDocument/2006/relationships" xmlns:m="http://schemas.openxmlformats.org/officeDocument/2006/math" xmlns:v="urn:schemas-microsoft-com:vml" xmlns:wp14="http://schemas.microsoft.com/office/word/2010/wordprocessingDrawing" xmlns:wp="http://schemas.openxmlformats.org/drawingml/2006/wordprocessingDrawing" xmlns:w10="urn:schemas-microsoft-com:office:word" xmlns:w="http://schemas.openxmlformats.org/wordprocessingml/2006/main" xmlns:w14="http://schemas.microsoft.com/office/word/2010/wordml" xmlns:w15="http://schemas.microsoft.com/office/word/2012/wordml" xmlns:w16cex="http://schemas.microsoft.com/office/word/2018/wordml/cex" xmlns:w16cid="http://schemas.microsoft.com/office/word/2016/wordml/cid" xmlns:w16="http://schemas.microsoft.com/office/word/2018/wordml" xmlns:w16sdtdh="http://schemas.microsoft.com/office/word/2020/wordml/sdtdatahash" xmlns:w16se="http://schemas.microsoft.com/office/word/2015/wordml/symex" xmlns:wpg="http://schemas.microsoft.com/office/word/2010/wordprocessingGroup" xmlns:wpi="http://schemas.microsoft.com/office/word/2010/wordprocessingInk" xmlns:wne="http://schemas.microsoft.com/office/word/2006/wordml" xmlns:wps="http://schemas.microsoft.com/office/word/2010/wordprocessingShape" mc:Ignorable="w14 w15 w16se w16cid w16 w16cex w16sdtdh wp14">
   <w:body>
     <w:p>
       <w:pPr>
-        <w:bidi/>
-        <w:jc w:val="both"/>
-        <w:rPr>
-          <w:rtl/>
-          <w:lang w:bidi="ar-EG"/>
+        <w:rPr>
+          <w:rtl/>
+          <w:lang w:bidi="ar-SA"/>
         </w:rPr>
       </w:pPr>
       <w:hyperlink r:id="rId8" w:history="1">
         <w:r>
           <w:rPr>
             <w:rStyle w:val="Hyperlink"/>
-            <w:rFonts w:hint="cs"/>
             <w:rtl/>
-            <w:lang w:bidi="ar-EG"/>
+            <w:lang w:bidi="ar-SA"/>
           </w:rPr>
-          <w:t>خطاب وموت الشهيد استيفانوس</w:t>
+          <w:t>رومية 12 - دراسة كتابية</w:t>
         </w:r>
       </w:hyperlink>
     </w:p>
     <w:p>
       <w:pPr>
-        <w:bidi/>
-        <w:jc w:val="both"/>
-        <w:rPr>
-          <w:rtl/>
-          <w:lang w:bidi="ar-EG"/>
-        </w:rPr>
-      </w:pPr>
-      <w:r>
-        <w:rPr>
-          <w:rFonts w:hint="cs"/>
-          <w:rtl/>
-          <w:lang w:bidi="ar-EG"/>
-        </w:rPr>
-        <w:t>دراسة كتابية في أعمال الرسل 7</w:t>
-      </w:r>
-    </w:p>
-    <w:p>
-      <w:pPr>
-        <w:bidi/>
-        <w:jc w:val="both"/>
-        <w:rPr>
-          <w:rtl/>
-          <w:lang w:bidi="ar-EG"/>
-        </w:rPr>
-      </w:pPr>
-      <w:r>
-        <w:rPr>
-          <w:lang w:bidi="ar-EG"/>
+        <w:bidi w:val="0"/>
+        <w:rPr>
+          <w:lang w:bidi="ar-SA"/>
+        </w:rPr>
+      </w:pPr>
+      <w:r>
+        <w:rPr>
+          <w:lang w:bidi="ar-SA"/>
         </w:rPr>
         <w:t>Ernst-August Bremicker</w:t>
       </w:r>
     </w:p>
     <w:p>
       <w:pPr>
-        <w:bidi/>
-        <w:jc w:val="both"/>
-        <w:rPr>
-          <w:rtl/>
-          <w:lang w:bidi="ar-EG"/>
-        </w:rPr>
-      </w:pPr>
-      <w:r>
-        <w:rPr>
-          <w:rFonts w:hint="cs"/>
-          <w:rtl/>
-          <w:lang w:bidi="ar-EG"/>
-        </w:rPr>
-        <w:t>تمهيد</w:t>
-      </w:r>
-    </w:p>
-    <w:p>
-      <w:pPr>
-        <w:bidi/>
-        <w:jc w:val="both"/>
-        <w:rPr>
-          <w:rtl/>
-          <w:lang w:bidi="ar-EG"/>
-        </w:rPr>
-      </w:pPr>
-      <w:r>
-        <w:rPr>
-          <w:rFonts w:hint="cs"/>
-          <w:rtl/>
-          <w:lang w:bidi="ar-EG"/>
-        </w:rPr>
-        <w:t>استيفانوس</w:t>
-      </w:r>
-    </w:p>
-    <w:p>
-      <w:pPr>
-        <w:bidi/>
-        <w:jc w:val="both"/>
-        <w:rPr>
-          <w:rtl/>
-          <w:lang w:bidi="ar-EG"/>
-        </w:rPr>
-      </w:pPr>
-      <w:r>
-        <w:rPr>
-          <w:rFonts w:hint="cs"/>
-          <w:rtl/>
-          <w:lang w:bidi="ar-EG"/>
-        </w:rPr>
-        <w:t>استيفانوس يُذكر اسمه ابتداء من أعمال الرسل 6. في العدد 5 يتم تقديمه كـ"</w:t>
-      </w:r>
-      <w:r>
-        <w:rPr>
-          <w:rtl/>
-          <w:lang w:bidi="ar-EG"/>
-        </w:rPr>
-        <w:t>رَجُلاً مَمْلُوًّا مِنَ الإِيمَانِ وَالرُّوحِ الْقُدُسِ</w:t>
-      </w:r>
-      <w:r>
-        <w:rPr>
-          <w:rFonts w:hint="cs"/>
-          <w:rtl/>
-          <w:lang w:bidi="ar-EG"/>
-        </w:rPr>
-        <w:t>" وفي العدد 8 كشخص "</w:t>
-      </w:r>
-      <w:r>
-        <w:rPr>
-          <w:rtl/>
-          <w:lang w:bidi="ar-EG"/>
-        </w:rPr>
-        <w:t>مَمْلُوًّا إِيمَانًا وَقُوَّةً، كَانَ يَصْنَعُ عَجَائِبَ وَآيَاتٍ عَظِيمَةً فِي الشَّعْبِ.</w:t>
-      </w:r>
-      <w:r>
-        <w:rPr>
-          <w:rFonts w:hint="cs"/>
-          <w:rtl/>
-          <w:lang w:bidi="ar-EG"/>
-        </w:rPr>
-        <w:t>". الروح القدس عمل بقوة من خلال هذا الرجل، وقد تبيّن هذا الأمر بما عمله. ولكن ليس هذا فقط. استيفانوس لم يصنع عجائب وآيات</w:t>
-      </w:r>
-      <w:r>
-        <w:rPr>
-          <w:rFonts w:hint="cs"/>
-          <w:rtl/>
-          <w:lang w:bidi="ar-EG"/>
+        <w:rPr>
+          <w:rtl/>
+          <w:lang w:bidi="ar-SA"/>
+        </w:rPr>
+      </w:pPr>
+      <w:r>
+        <w:rPr>
+          <w:rFonts w:hint="cs"/>
+          <w:rtl/>
+          <w:lang w:bidi="ar-SA"/>
+        </w:rPr>
+        <w:t>مقدمة</w:t>
+      </w:r>
+    </w:p>
+    <w:p>
+      <w:pPr>
+        <w:pStyle w:val="ListParagraph"/>
+        <w:numPr>
+          <w:ilvl w:val="0"/>
+          <w:numId w:val="1"/>
+        </w:numPr>
+        <w:rPr>
+          <w:lang w:bidi="ar-SA"/>
+        </w:rPr>
+      </w:pPr>
+      <w:r>
+        <w:rPr>
+          <w:rFonts w:hint="cs"/>
+          <w:rtl/>
+          <w:lang w:bidi="ar-SA"/>
+        </w:rPr>
+        <w:t>تعليم وتطبيق</w:t>
+      </w:r>
+    </w:p>
+    <w:p>
+      <w:pPr>
+        <w:pStyle w:val="ListParagraph"/>
+        <w:numPr>
+          <w:ilvl w:val="0"/>
+          <w:numId w:val="1"/>
+        </w:numPr>
+        <w:rPr>
+          <w:lang w:bidi="ar-SA"/>
+        </w:rPr>
+      </w:pPr>
+      <w:r>
+        <w:rPr>
+          <w:rFonts w:hint="cs"/>
+          <w:rtl/>
+          <w:lang w:bidi="ar-SA"/>
+        </w:rPr>
+        <w:t>ثلاثة دوائر مرتبطة بالموضوع</w:t>
+      </w:r>
+    </w:p>
+    <w:p>
+      <w:pPr>
+        <w:pStyle w:val="ListParagraph"/>
+        <w:numPr>
+          <w:ilvl w:val="0"/>
+          <w:numId w:val="1"/>
+        </w:numPr>
+        <w:rPr>
+          <w:lang w:bidi="ar-SA"/>
+        </w:rPr>
+      </w:pPr>
+      <w:r>
+        <w:rPr>
+          <w:rFonts w:hint="cs"/>
+          <w:rtl/>
+          <w:lang w:bidi="ar-SA"/>
+        </w:rPr>
+        <w:t>مبنى الإصحاح</w:t>
+      </w:r>
+    </w:p>
+    <w:p>
+      <w:pPr>
+        <w:rPr>
+          <w:rtl/>
+          <w:lang w:bidi="ar-SA"/>
+        </w:rPr>
+      </w:pPr>
+      <w:r>
+        <w:rPr>
+          <w:rFonts w:hint="cs"/>
+          <w:rtl/>
+          <w:lang w:bidi="ar-SA"/>
+        </w:rPr>
+        <w:t xml:space="preserve">إن الموضوع الرئيسي في رسالة رومية هو الإنجيل (البشارة السارة) التي يحملها الله عن ابنه (رومية 1: 1 </w:t>
+      </w:r>
+      <w:r>
+        <w:rPr>
+          <w:rtl/>
+          <w:lang w:bidi="ar-SA"/>
+        </w:rPr>
+        <w:t>–</w:t>
+      </w:r>
+      <w:r>
+        <w:rPr>
+          <w:rFonts w:hint="cs"/>
+          <w:rtl/>
+          <w:lang w:bidi="ar-SA"/>
+        </w:rPr>
+        <w:t xml:space="preserve"> 3). إنها ترينا المقام الذي جعلنا فيه الله بالنعمة. إن رسالة رومية هي إحدى الرسائل التعليمية الأساسية في العهد الجديد التي توضح لنا كيف واجه الله ضيقنا كخطاة. هذه الرسالة ترد على سؤال أيوب القديم، كيف يتبرر الإنسان أمام الله (أيوب 9: 2).</w:t>
+      </w:r>
+    </w:p>
+    <w:p>
+      <w:pPr>
+        <w:rPr>
+          <w:rtl/>
+          <w:lang w:bidi="ar-SA"/>
+        </w:rPr>
+      </w:pPr>
+      <w:r>
+        <w:rPr>
+          <w:rFonts w:hint="cs"/>
+          <w:rtl/>
+          <w:lang w:bidi="ar-SA"/>
+        </w:rPr>
+        <w:t>الرسالة لها وبشكل ملحوظ ثلاث أجزاء:</w:t>
+      </w:r>
+    </w:p>
+    <w:p>
+      <w:pPr>
+        <w:pStyle w:val="ListParagraph"/>
+        <w:numPr>
+          <w:ilvl w:val="0"/>
+          <w:numId w:val="2"/>
+        </w:numPr>
+        <w:rPr>
+          <w:lang w:bidi="ar-SA"/>
+        </w:rPr>
+      </w:pPr>
+      <w:r>
+        <w:rPr>
+          <w:rFonts w:hint="cs"/>
+          <w:rtl/>
+          <w:lang w:bidi="ar-SA"/>
+        </w:rPr>
+        <w:t xml:space="preserve">الجزء 1: الإصحاحات من 1 </w:t>
+      </w:r>
+      <w:r>
+        <w:rPr>
+          <w:rtl/>
+          <w:lang w:bidi="ar-SA"/>
+        </w:rPr>
+        <w:t>–</w:t>
+      </w:r>
+      <w:r>
+        <w:rPr>
+          <w:rFonts w:hint="cs"/>
+          <w:rtl/>
+          <w:lang w:bidi="ar-SA"/>
+        </w:rPr>
+        <w:t xml:space="preserve"> 8 تصف أولاً حالة كل إنسان أمام الله كخاطئ ورد الله على هذا الأمر.</w:t>
+      </w:r>
+    </w:p>
+    <w:p>
+      <w:pPr>
+        <w:pStyle w:val="ListParagraph"/>
+        <w:numPr>
+          <w:ilvl w:val="0"/>
+          <w:numId w:val="3"/>
+        </w:numPr>
+        <w:rPr>
+          <w:lang w:bidi="ar-SA"/>
+        </w:rPr>
+      </w:pPr>
+      <w:r>
+        <w:rPr>
+          <w:rFonts w:hint="cs"/>
+          <w:rtl/>
+          <w:lang w:bidi="ar-SA"/>
+        </w:rPr>
+        <w:t>الخطايا (الأعمال الشريرة) ستُغتفر. الله يبرر الفاجر، والذي له سلام مع الله كنتيجة لهذا الأمر (رومية 5: 1).</w:t>
+      </w:r>
+    </w:p>
+    <w:p>
+      <w:pPr>
+        <w:pStyle w:val="ListParagraph"/>
+        <w:numPr>
+          <w:ilvl w:val="0"/>
+          <w:numId w:val="3"/>
+        </w:numPr>
+        <w:rPr>
+          <w:lang w:bidi="ar-SA"/>
+        </w:rPr>
+      </w:pPr>
+      <w:r>
+        <w:rPr>
+          <w:rFonts w:hint="cs"/>
+          <w:rtl/>
+          <w:lang w:bidi="ar-SA"/>
+        </w:rPr>
+        <w:t xml:space="preserve">الخطية (الطبيعة العتيقة والشريرة التي فينا) تُدان. فالمسيحي مات عن الخطية والناموس. لذا فلا يوجد </w:t>
+      </w:r>
+      <w:r>
+        <w:rPr>
+          <w:rFonts w:hint="cs"/>
+          <w:rtl/>
+          <w:lang w:bidi="ar-SA"/>
+        </w:rPr>
+        <w:t>أية لعنة أو دينونة على الإنسان الذي في المسيح يسوع (رومية 8: 1).</w:t>
+      </w:r>
+    </w:p>
+    <w:p>
+      <w:pPr>
+        <w:pStyle w:val="ListParagraph"/>
+        <w:numPr>
+          <w:ilvl w:val="0"/>
+          <w:numId w:val="3"/>
+        </w:numPr>
+        <w:rPr>
+          <w:lang w:bidi="ar-SA"/>
+        </w:rPr>
+      </w:pPr>
+      <w:r>
+        <w:rPr>
+          <w:rFonts w:hint="cs"/>
+          <w:rtl/>
+          <w:lang w:bidi="ar-SA"/>
+        </w:rPr>
+        <w:t>إن إنجيل الله غير محصور على شعب معيّن (إسرائيل)، وإنما وبحسب مبدأ النعمة فهو ينطبق على جميع البشر.</w:t>
+      </w:r>
+    </w:p>
+    <w:p>
+      <w:pPr>
+        <w:pStyle w:val="ListParagraph"/>
+        <w:numPr>
+          <w:ilvl w:val="0"/>
+          <w:numId w:val="3"/>
+        </w:numPr>
+        <w:rPr>
+          <w:lang w:bidi="ar-SA"/>
+        </w:rPr>
+      </w:pPr>
+      <w:r>
+        <w:rPr>
+          <w:rFonts w:hint="cs"/>
+          <w:rtl/>
+          <w:lang w:bidi="ar-SA"/>
+        </w:rPr>
+        <w:t xml:space="preserve">الجزء 2: الإصحاحات 9 </w:t>
+      </w:r>
+      <w:r>
+        <w:rPr>
+          <w:rtl/>
+          <w:lang w:bidi="ar-SA"/>
+        </w:rPr>
+        <w:t>–</w:t>
+      </w:r>
+      <w:r>
+        <w:rPr>
+          <w:rFonts w:hint="cs"/>
+          <w:rtl/>
+          <w:lang w:bidi="ar-SA"/>
+        </w:rPr>
+        <w:t xml:space="preserve"> 11 تتناول بصورة ما، ما سوف يحدث مع تصريحات الله لشعبه الأرضي إسرائيل؟ فترينا بأنها لم تُبطَل وإنما كل تصريحات الله ستتحقق وهذا أيضًا على أساس النعمة.</w:t>
+      </w:r>
+    </w:p>
+    <w:p>
+      <w:pPr>
+        <w:pStyle w:val="ListParagraph"/>
+        <w:numPr>
+          <w:ilvl w:val="0"/>
+          <w:numId w:val="3"/>
+        </w:numPr>
+        <w:rPr>
+          <w:lang w:bidi="ar-SA"/>
+        </w:rPr>
+      </w:pPr>
+      <w:r>
+        <w:rPr>
+          <w:rFonts w:hint="cs"/>
+          <w:rtl/>
+          <w:lang w:bidi="ar-SA"/>
+        </w:rPr>
+        <w:t xml:space="preserve">الجزء 3: الإصحاحت 12 </w:t>
+      </w:r>
+      <w:r>
+        <w:rPr>
+          <w:rtl/>
+          <w:lang w:bidi="ar-SA"/>
+        </w:rPr>
+        <w:t>–</w:t>
+      </w:r>
+      <w:r>
+        <w:rPr>
+          <w:rFonts w:hint="cs"/>
+          <w:rtl/>
+          <w:lang w:bidi="ar-SA"/>
+        </w:rPr>
+        <w:t xml:space="preserve"> 16 تشكل الجزء العملي في الرسالة والمؤسس على الجزء التعليمي فيها. فهي تدور حول تأثيرات الإنجيل على حياتنا اليومية. بولس يتناول المواضيع التالية:</w:t>
+      </w:r>
+    </w:p>
+    <w:p>
+      <w:pPr>
+        <w:pStyle w:val="ListParagraph"/>
+        <w:numPr>
+          <w:ilvl w:val="0"/>
+          <w:numId w:val="5"/>
+        </w:numPr>
+        <w:rPr>
+          <w:lang w:bidi="ar-SA"/>
+        </w:rPr>
+      </w:pPr>
+      <w:r>
+        <w:rPr>
+          <w:rFonts w:hint="cs"/>
+          <w:rtl/>
+          <w:lang w:bidi="ar-SA"/>
+        </w:rPr>
+        <w:t>إصحاح 12: المسيحي في روابطه مع الآخرين</w:t>
+      </w:r>
+    </w:p>
+    <w:p>
+      <w:pPr>
+        <w:pStyle w:val="ListParagraph"/>
+        <w:numPr>
+          <w:ilvl w:val="0"/>
+          <w:numId w:val="5"/>
+        </w:numPr>
+        <w:rPr>
+          <w:lang w:bidi="ar-SA"/>
+        </w:rPr>
+      </w:pPr>
+      <w:r>
+        <w:rPr>
+          <w:rFonts w:hint="cs"/>
+          <w:rtl/>
+          <w:lang w:bidi="ar-SA"/>
+        </w:rPr>
+        <w:t xml:space="preserve">إصحاح 13: 1 </w:t>
+      </w:r>
+      <w:r>
+        <w:rPr>
+          <w:rtl/>
+          <w:lang w:bidi="ar-SA"/>
+        </w:rPr>
+        <w:t>–</w:t>
+      </w:r>
+      <w:r>
+        <w:rPr>
+          <w:rFonts w:hint="cs"/>
+          <w:rtl/>
+          <w:lang w:bidi="ar-SA"/>
+        </w:rPr>
+        <w:t xml:space="preserve"> 7: المسيحي في روابطه مع الحكومة والدولة</w:t>
+      </w:r>
+    </w:p>
+    <w:p>
+      <w:pPr>
+        <w:pStyle w:val="ListParagraph"/>
+        <w:numPr>
+          <w:ilvl w:val="0"/>
+          <w:numId w:val="5"/>
+        </w:numPr>
+        <w:rPr>
+          <w:lang w:bidi="ar-SA"/>
+        </w:rPr>
+      </w:pPr>
+      <w:r>
+        <w:rPr>
+          <w:rFonts w:hint="cs"/>
+          <w:rtl/>
+          <w:lang w:bidi="ar-SA"/>
+        </w:rPr>
+        <w:t xml:space="preserve">إصحاح 13: 8 </w:t>
+      </w:r>
+      <w:r>
+        <w:rPr>
+          <w:rtl/>
+          <w:lang w:bidi="ar-SA"/>
+        </w:rPr>
+        <w:t>–</w:t>
+      </w:r>
+      <w:r>
+        <w:rPr>
+          <w:rFonts w:hint="cs"/>
+          <w:rtl/>
+          <w:lang w:bidi="ar-SA"/>
+        </w:rPr>
+        <w:t xml:space="preserve"> 10: وصية المحبة</w:t>
+      </w:r>
+    </w:p>
+    <w:p>
+      <w:pPr>
+        <w:pStyle w:val="ListParagraph"/>
+        <w:numPr>
+          <w:ilvl w:val="0"/>
+          <w:numId w:val="5"/>
+        </w:numPr>
+        <w:rPr>
+          <w:lang w:bidi="ar-SA"/>
+        </w:rPr>
+      </w:pPr>
+      <w:r>
+        <w:rPr>
+          <w:rFonts w:hint="cs"/>
+          <w:rtl/>
+          <w:lang w:bidi="ar-SA"/>
+        </w:rPr>
+        <w:t xml:space="preserve">إصحاح 13: 11 </w:t>
+      </w:r>
+      <w:r>
+        <w:rPr>
+          <w:rtl/>
+          <w:lang w:bidi="ar-SA"/>
+        </w:rPr>
+        <w:t>–</w:t>
+      </w:r>
+      <w:r>
+        <w:rPr>
+          <w:rFonts w:hint="cs"/>
+          <w:rtl/>
+          <w:lang w:bidi="ar-SA"/>
+        </w:rPr>
+        <w:t xml:space="preserve"> 14: بأن نلبس الرب يسوع المسيح</w:t>
+      </w:r>
+    </w:p>
+    <w:p>
+      <w:pPr>
+        <w:pStyle w:val="ListParagraph"/>
+        <w:numPr>
+          <w:ilvl w:val="0"/>
+          <w:numId w:val="5"/>
+        </w:numPr>
+        <w:rPr>
+          <w:lang w:bidi="ar-SA"/>
+        </w:rPr>
+      </w:pPr>
+      <w:r>
+        <w:rPr>
+          <w:rFonts w:hint="cs"/>
+          <w:rtl/>
+          <w:lang w:bidi="ar-SA"/>
+        </w:rPr>
+        <w:t xml:space="preserve">إصحاح 14 </w:t>
+      </w:r>
+      <w:r>
+        <w:rPr>
+          <w:rtl/>
+          <w:lang w:bidi="ar-SA"/>
+        </w:rPr>
+        <w:t>–</w:t>
+      </w:r>
+      <w:r>
+        <w:rPr>
+          <w:rFonts w:hint="cs"/>
+          <w:rtl/>
+          <w:lang w:bidi="ar-SA"/>
+        </w:rPr>
+        <w:t xml:space="preserve"> 15: 13: أقوياء وضعفاء في الإيمان</w:t>
+      </w:r>
+    </w:p>
+    <w:p>
+      <w:pPr>
+        <w:pStyle w:val="ListParagraph"/>
+        <w:numPr>
+          <w:ilvl w:val="0"/>
+          <w:numId w:val="5"/>
+        </w:numPr>
+        <w:rPr>
+          <w:lang w:bidi="ar-SA"/>
+        </w:rPr>
+      </w:pPr>
+      <w:r>
+        <w:rPr>
+          <w:rFonts w:hint="cs"/>
+          <w:rtl/>
+          <w:lang w:bidi="ar-SA"/>
+        </w:rPr>
+        <w:t xml:space="preserve">إصحاح 15: 14 </w:t>
+      </w:r>
+      <w:r>
+        <w:rPr>
+          <w:rtl/>
+          <w:lang w:bidi="ar-SA"/>
+        </w:rPr>
+        <w:t>–</w:t>
+      </w:r>
+      <w:r>
+        <w:rPr>
+          <w:rFonts w:hint="cs"/>
+          <w:rtl/>
+          <w:lang w:bidi="ar-SA"/>
+        </w:rPr>
+        <w:t xml:space="preserve"> 16: 27: أفكار ختامية </w:t>
+      </w:r>
+      <w:r>
+        <w:rPr>
+          <w:rFonts w:hint="cs"/>
+          <w:rtl/>
+          <w:lang w:bidi="ar-SA"/>
+        </w:rPr>
+        <w:t>وتحيات</w:t>
+      </w:r>
+    </w:p>
+    <w:p>
+      <w:pPr>
+        <w:rPr>
+          <w:rtl/>
+          <w:lang w:bidi="ar-SA"/>
+        </w:rPr>
+      </w:pPr>
+      <w:r>
+        <w:rPr>
+          <w:rFonts w:hint="cs"/>
+          <w:rtl/>
+          <w:lang w:bidi="ar-SA"/>
+        </w:rPr>
+        <w:t>تعليم وتطبيق عملي</w:t>
+      </w:r>
+    </w:p>
+    <w:p>
+      <w:pPr>
+        <w:rPr>
+          <w:rtl/>
+          <w:lang w:bidi="ar-SA"/>
+        </w:rPr>
+      </w:pPr>
+      <w:r>
+        <w:rPr>
+          <w:rFonts w:hint="cs"/>
+          <w:rtl/>
+          <w:lang w:bidi="ar-SA"/>
+        </w:rPr>
+        <w:t>إننا نجد عرضًا مماثلاً في الحياة العملية المسيحية مع الكثير من العلامات العملية فقط في رسالة أفسس. في كل الفوارق بين هاتين الرسالتين</w:t>
+      </w:r>
+      <w:r>
+        <w:rPr>
+          <w:rStyle w:val="FootnoteReference"/>
+          <w:rtl/>
+          <w:lang w:bidi="ar-SA"/>
+        </w:rPr>
+        <w:footnoteReference w:id="1"/>
+      </w:r>
+      <w:r>
+        <w:rPr>
+          <w:rFonts w:hint="cs"/>
+          <w:rtl/>
+          <w:lang w:bidi="ar-SA"/>
+        </w:rPr>
+        <w:t xml:space="preserve"> يتماثل مبناهما فيما بينهما، هذا يعني أن فيهما جزء تعليمي واضح (رومية 1 </w:t>
+      </w:r>
+      <w:r>
+        <w:rPr>
+          <w:rtl/>
+          <w:lang w:bidi="ar-SA"/>
+        </w:rPr>
+        <w:t>–</w:t>
+      </w:r>
+      <w:r>
+        <w:rPr>
+          <w:rFonts w:hint="cs"/>
+          <w:rtl/>
+          <w:lang w:bidi="ar-SA"/>
+        </w:rPr>
+        <w:t xml:space="preserve"> 8؛ أفسس 1 </w:t>
+      </w:r>
+      <w:r>
+        <w:rPr>
+          <w:rtl/>
+          <w:lang w:bidi="ar-SA"/>
+        </w:rPr>
+        <w:t>–</w:t>
+      </w:r>
+      <w:r>
+        <w:rPr>
+          <w:rFonts w:hint="cs"/>
+          <w:rtl/>
+          <w:lang w:bidi="ar-SA"/>
+        </w:rPr>
+        <w:t xml:space="preserve"> 3) وجزء عملي واضح في معالمه مؤسس على أقوال تعليمية (رومية 12 </w:t>
+      </w:r>
+      <w:r>
+        <w:rPr>
+          <w:rtl/>
+          <w:lang w:bidi="ar-SA"/>
+        </w:rPr>
+        <w:t>–</w:t>
+      </w:r>
+      <w:r>
+        <w:rPr>
+          <w:rFonts w:hint="cs"/>
+          <w:rtl/>
+          <w:lang w:bidi="ar-SA"/>
+        </w:rPr>
+        <w:t xml:space="preserve"> 16؛ أفسس 4 </w:t>
+      </w:r>
+      <w:r>
+        <w:rPr>
+          <w:rtl/>
+          <w:lang w:bidi="ar-SA"/>
+        </w:rPr>
+        <w:t>–</w:t>
+      </w:r>
+      <w:r>
+        <w:rPr>
+          <w:rFonts w:hint="cs"/>
+          <w:rtl/>
+          <w:lang w:bidi="ar-SA"/>
+        </w:rPr>
+        <w:t xml:space="preserve"> 6). وما عدا ذلك ما يلفت أيضًا بأن هاتين الرسالتين هما الوحيدتان في العهد الجديد، اللتان فيهما الإشارات العملية ليس لها صلة بسوء ملموس في التصرف (أو بخطر ملموس).</w:t>
+      </w:r>
+      <w:r>
+        <w:rPr>
+          <w:rStyle w:val="FootnoteReference"/>
+          <w:rtl/>
+          <w:lang w:bidi="ar-SA"/>
+        </w:rPr>
+        <w:footnoteReference w:id="2"/>
+      </w:r>
+      <w:r>
+        <w:rPr>
+          <w:rFonts w:hint="cs"/>
+          <w:rtl/>
+          <w:lang w:bidi="ar-SA"/>
+        </w:rPr>
+        <w:t xml:space="preserve"> فالروح القدس في هاتين الرسالتين كما يمكننا القول حرّ في عرضه تعليم المسيح تمامًا دون أي مانع. غير فيما أنه في هاتين الرسالتين بالذات مقدمة لنا الكثير من المواضيع العملية يُري بشكل واضح أن التعليم لا يمكن أن يكون بالانفصال عن التطبيق العملي. فينطبق من جانب واحدبأن التعليم السليم دائمًا ما يقودنا إلى تطبيق عملي سليم. وما ينطبق من الجانب الآخر هو أن التطبيق العملي السليم يستحيل وجوده دون التعليم السليم. فكل منهما مرتبط ارتباط وثيق بالآخر.</w:t>
+      </w:r>
+    </w:p>
+    <w:p>
+      <w:pPr>
+        <w:rPr>
+          <w:rtl/>
+          <w:lang w:bidi="ar-SA"/>
+        </w:rPr>
+      </w:pPr>
+      <w:r>
+        <w:rPr>
+          <w:rFonts w:hint="cs"/>
+          <w:rtl/>
+          <w:lang w:bidi="ar-SA"/>
+        </w:rPr>
+        <w:t xml:space="preserve">ولذا فالتعليمات لكي نعيش حياة مسيحية يوميًا هي ضرورية لأن الطبيعة العتيقة لا زالت ساكنة فينا وهي دومًا تريد باستمرار أن تلفت الأنظار نحوها. وما هو للأسف دائمًا صحيح، هو أنه لا يخرج شيء صالح من الجسد (من الطبيعة العتيقة). وهذا ما نلاحظه يوميًا. </w:t>
+      </w:r>
+      <w:r>
+        <w:rPr>
+          <w:rFonts w:hint="cs"/>
+          <w:rtl/>
+          <w:lang w:bidi="ar-SA"/>
+        </w:rPr>
+        <w:t>إنها فقط الطبيعة الجديدة التي بوسعها بأن تقوم بكل التعاليم الكثيرة التي تقدمها لنا الرسالتان. غي رسالة رومية نحن نتعلم، بأن الإنسان العتيق (ما كنا عليه ما قبل رجوعنا بالإيمان) قد صُلب، وبأننا الآن نحيا في جدة الحياة. رسالة أفسس ترينا بأن الرب رب يسوع صنع بعمل الصليب إنسانًا جديدًا قد لبسناه نحن الآن. لذا فإنذارات الرسالتين تنطبق على جميع المؤمنين على أساس طبيعتهما الاثنتين. الطبيعة العتيقة لن تفعل إلا الشر. كل مؤمن تسكن فيه ويجب أن يتعلم بأن يتخلص منها. وهذا لا نفعله بمحاربتنا لها، وإنما باعتبارنا أننا صرنا أمواتًا عن الخطية (ولا يجب أن نعود ونخطئ ثانية)، "</w:t>
+      </w:r>
+      <w:r>
+        <w:rPr>
+          <w:rtl/>
+          <w:lang w:bidi="ar-SA"/>
+        </w:rPr>
+        <w:t>وَلكِنْ أَحْيَاءً ِللهِ بِالْمَسِيحِ يَسُوعَ</w:t>
+      </w:r>
+      <w:r>
+        <w:rPr>
+          <w:rFonts w:hint="cs"/>
+          <w:rtl/>
+          <w:lang w:bidi="ar-SA"/>
+        </w:rPr>
+        <w:t>" (رومية 6: 11).</w:t>
+      </w:r>
+    </w:p>
+    <w:p>
+      <w:pPr>
+        <w:rPr>
+          <w:rtl/>
+          <w:lang w:bidi="ar-SA"/>
+        </w:rPr>
+      </w:pPr>
+      <w:r>
+        <w:rPr>
+          <w:rFonts w:hint="cs"/>
+          <w:rtl/>
+          <w:lang w:bidi="ar-SA"/>
+        </w:rPr>
+        <w:t xml:space="preserve">ثلاثة دوائر </w:t>
+      </w:r>
+      <w:r>
+        <w:rPr>
+          <w:rFonts w:hint="cs"/>
+          <w:rtl/>
+          <w:lang w:bidi="ar-SA"/>
+        </w:rPr>
+        <w:t>علاقتية</w:t>
+      </w:r>
+    </w:p>
+    <w:p>
+      <w:pPr>
+        <w:rPr>
+          <w:rtl/>
+          <w:lang w:bidi="ar-SA"/>
+        </w:rPr>
+      </w:pPr>
+      <w:r>
+        <w:rPr>
+          <w:rFonts w:hint="cs"/>
+          <w:rtl/>
+          <w:lang w:bidi="ar-SA"/>
+        </w:rPr>
+        <w:t>الموضوع الأساسي في رومية 12 هي العلاقات التي للمسيحي الذي لا زال يحيا على الأرض.</w:t>
+      </w:r>
+    </w:p>
+    <w:p>
+      <w:pPr>
+        <w:pStyle w:val="ListParagraph"/>
+        <w:numPr>
+          <w:ilvl w:val="0"/>
+          <w:numId w:val="6"/>
+        </w:numPr>
+        <w:rPr>
+          <w:lang w:bidi="ar-SA"/>
+        </w:rPr>
+      </w:pPr>
+      <w:r>
+        <w:rPr>
+          <w:rFonts w:hint="cs"/>
+          <w:rtl/>
+          <w:lang w:bidi="ar-SA"/>
+        </w:rPr>
+        <w:t xml:space="preserve">الأمر يبدأ بعلاقتنا بالله (أعداد 1 </w:t>
+      </w:r>
+      <w:r>
+        <w:rPr>
+          <w:rtl/>
+          <w:lang w:bidi="ar-SA"/>
+        </w:rPr>
+        <w:t>–</w:t>
+      </w:r>
+      <w:r>
+        <w:rPr>
+          <w:rFonts w:hint="cs"/>
+          <w:rtl/>
+          <w:lang w:bidi="ar-SA"/>
+        </w:rPr>
+        <w:t xml:space="preserve"> 2). فعليها أن تتميز بأمرين، ألا وهو الأول الإخلاص والثاني الطاعة.</w:t>
+      </w:r>
+    </w:p>
+    <w:p>
+      <w:pPr>
+        <w:pStyle w:val="ListParagraph"/>
+        <w:numPr>
+          <w:ilvl w:val="0"/>
+          <w:numId w:val="6"/>
+        </w:numPr>
+        <w:rPr>
+          <w:lang w:bidi="ar-SA"/>
+        </w:rPr>
+      </w:pPr>
+      <w:r>
+        <w:rPr>
+          <w:rFonts w:hint="cs"/>
+          <w:rtl/>
+          <w:lang w:bidi="ar-SA"/>
+        </w:rPr>
+        <w:t xml:space="preserve">الدائرة العلاقتية الثانية </w:t>
+      </w:r>
+      <w:r>
+        <w:rPr>
+          <w:rFonts w:hint="cs"/>
+          <w:rtl/>
+          <w:lang w:bidi="ar-SA"/>
         </w:rPr>
         <w:t xml:space="preserve"> </w:t>
       </w:r>
@@ -152,37 +802,14 @@
         <w:rPr>
           <w:rFonts w:hint="cs"/>
           <w:rtl/>
-          <w:lang w:bidi="ar-EG"/>
-        </w:rPr>
-        <w:t>فقط</w:t>
-      </w:r>
-      <w:r>
-        <w:rPr>
-          <w:rFonts w:hint="cs"/>
-          <w:rtl/>
-          <w:lang w:bidi="ar-EG"/>
-        </w:rPr>
-        <w:t>، وإنما كان في الدرجة الأولى رجلاً فصيح الكلام يعرف العهد القديم. في العدد 9 قام "</w:t>
-      </w:r>
-      <w:r>
-        <w:rPr>
-          <w:rtl/>
-          <w:lang w:bidi="ar-EG"/>
-        </w:rPr>
-        <w:t>قَوْمٌ مِنَ الْمَجْمَعِ الَّذِي يُقَالُ لَهُ مَجْمَعُ اللِّيبَرْتِينِيِّينَ وَالْقَيْرَوَانِيِّينَ وَالإِسْكَنْدَرِيِّينَ، وَمِنَ الَّذِينَ مِنْ كِيلِيكِيَّا وَأَسِيَّا، يُحَاوِرُونَ اسْتِفَانُوسَ.</w:t>
-      </w:r>
-      <w:r>
-        <w:rPr>
-          <w:rFonts w:hint="cs"/>
-          <w:rtl/>
-          <w:lang w:bidi="ar-EG"/>
-        </w:rPr>
-        <w:t xml:space="preserve">" </w:t>
-      </w:r>
-      <w:r>
-        <w:rPr>
-          <w:rtl/>
-          <w:lang w:bidi="ar-EG"/>
+          <w:lang w:bidi="ar-SA"/>
+        </w:rPr>
+        <w:t xml:space="preserve">هم المؤمنون الذين نتحد معهم في جسد واحد (الأعداد 3 </w:t>
+      </w:r>
+      <w:r>
+        <w:rPr>
+          <w:rtl/>
+          <w:lang w:bidi="ar-SA"/>
         </w:rPr>
         <w:t>–</w:t>
       </w:r>
@@ -190,84 +817,34 @@
         <w:rPr>
           <w:rFonts w:hint="cs"/>
           <w:rtl/>
-          <w:lang w:bidi="ar-EG"/>
-        </w:rPr>
-        <w:t xml:space="preserve"> ومن الواضح أنهم لم يستطيعوا النوال منه.</w:t>
-      </w:r>
-      <w:r>
-        <w:rPr>
-          <w:rStyle w:val="a6"/>
-          <w:rtl/>
-          <w:lang w:bidi="ar-EG"/>
-        </w:rPr>
-        <w:footnoteReference w:id="1"/>
-      </w:r>
-      <w:r>
-        <w:rPr>
-          <w:rFonts w:hint="cs"/>
-          <w:rtl/>
-          <w:lang w:bidi="ar-EG"/>
-        </w:rPr>
-        <w:t xml:space="preserve"> فلقد كان على أي حال رجلاً له مكانته.</w:t>
-      </w:r>
-    </w:p>
-    <w:p>
-      <w:pPr>
-        <w:bidi/>
-        <w:jc w:val="both"/>
-        <w:rPr>
-          <w:rtl/>
-          <w:lang w:bidi="ar-EG"/>
-        </w:rPr>
-      </w:pPr>
-      <w:r>
-        <w:rPr>
-          <w:rFonts w:hint="cs"/>
-          <w:rtl/>
-          <w:lang w:bidi="ar-EG"/>
-        </w:rPr>
-        <w:t>أعمال الرسل 7</w:t>
-      </w:r>
-    </w:p>
-    <w:p>
-      <w:pPr>
-        <w:bidi/>
-        <w:jc w:val="both"/>
-        <w:rPr>
-          <w:rtl/>
-          <w:lang w:bidi="ar-EG"/>
-        </w:rPr>
-      </w:pPr>
-      <w:r>
-        <w:rPr>
-          <w:rFonts w:hint="cs"/>
-          <w:rtl/>
-          <w:lang w:bidi="ar-EG"/>
-        </w:rPr>
-        <w:t>هذا الإصحاح ينقسم إلى قسمين بصورة واضحة:</w:t>
-      </w:r>
-    </w:p>
-    <w:p>
-      <w:pPr>
-        <w:bidi/>
-        <w:jc w:val="both"/>
-        <w:rPr>
-          <w:rtl/>
-          <w:lang w:bidi="ar-EG"/>
-        </w:rPr>
-      </w:pPr>
-      <w:r>
-        <w:rPr>
-          <w:rFonts w:hint="cs"/>
-          <w:rtl/>
-          <w:lang w:bidi="ar-EG"/>
-        </w:rPr>
-        <w:t xml:space="preserve">* قسم 1 (الأعداد 2 </w:t>
-      </w:r>
-      <w:r>
-        <w:rPr>
-          <w:rtl/>
-          <w:lang w:bidi="ar-EG"/>
+          <w:lang w:bidi="ar-SA"/>
+        </w:rPr>
+        <w:t xml:space="preserve"> 8). فكل واحد حصل من الله على التميز بأن يكون مفيدًا للآخر (مواهب، هبات).</w:t>
+      </w:r>
+    </w:p>
+    <w:p>
+      <w:pPr>
+        <w:pStyle w:val="ListParagraph"/>
+        <w:numPr>
+          <w:ilvl w:val="0"/>
+          <w:numId w:val="6"/>
+        </w:numPr>
+        <w:rPr>
+          <w:lang w:bidi="ar-SA"/>
+        </w:rPr>
+      </w:pPr>
+      <w:r>
+        <w:rPr>
+          <w:rFonts w:hint="cs"/>
+          <w:rtl/>
+          <w:lang w:bidi="ar-SA"/>
+        </w:rPr>
+        <w:t xml:space="preserve">الدائرة العلاقتية الثالثة هم أفراد، إن كانوا مؤمنين أو غير مؤمنين (الأعداد 9 </w:t>
+      </w:r>
+      <w:r>
+        <w:rPr>
+          <w:rtl/>
+          <w:lang w:bidi="ar-SA"/>
         </w:rPr>
         <w:t>–</w:t>
       </w:r>
@@ -275,57 +852,324 @@
         <w:rPr>
           <w:rFonts w:hint="cs"/>
           <w:rtl/>
-          <w:lang w:bidi="ar-EG"/>
-        </w:rPr>
-        <w:t xml:space="preserve"> 53) يتناول رد استيفانوس المفصل على السؤال القصير الذي طرحه رئيس الكهنة في العدد 1.</w:t>
-      </w:r>
-    </w:p>
-    <w:p>
-      <w:pPr>
-        <w:bidi/>
-        <w:jc w:val="both"/>
-        <w:rPr>
-          <w:rtl/>
-          <w:lang w:bidi="ar-EG"/>
+          <w:lang w:bidi="ar-SA"/>
+        </w:rPr>
+        <w:t xml:space="preserve"> 21). ففي هذا الجزء يقدم الرسول عددًا كبيرًا من التعليمات العملية المختصرة التي تتناول علاقتنا بالناس الآخرين. فالحديث يدور حول مزايا أخلاقية تميز في العالم أولئك الذي يعيشون بكامل الإخلاص وبالانفصال عن العالم.</w:t>
+      </w:r>
+    </w:p>
+    <w:p>
+      <w:pPr>
+        <w:rPr>
+          <w:rtl/>
+          <w:lang w:bidi="ar-SA"/>
+        </w:rPr>
+      </w:pPr>
+      <w:r>
+        <w:rPr>
+          <w:rFonts w:hint="cs"/>
+          <w:rtl/>
+          <w:lang w:bidi="ar-SA"/>
+        </w:rPr>
+        <w:t>مبنى الإصحاح</w:t>
+      </w:r>
+    </w:p>
+    <w:p>
+      <w:pPr>
+        <w:rPr>
+          <w:rtl/>
+          <w:lang w:bidi="ar-SA"/>
+        </w:rPr>
+      </w:pPr>
+      <w:r>
+        <w:rPr>
+          <w:rFonts w:hint="cs"/>
+          <w:rtl/>
+          <w:lang w:bidi="ar-SA"/>
+        </w:rPr>
+        <w:t>بولس ليس عبثًا يبدأ بالدائرة الداخلية. إن لم تكن علاقتنا سليمة مع الله ولسنا نؤدي واجباتنا التي يربطها الله بموهبة ما فبالكاد سيكون بوسعنا أن نحيا حياة في روابطنا بالآخرين يُسر بها الله.</w:t>
+      </w:r>
+    </w:p>
+    <w:p>
+      <w:pPr>
+        <w:rPr>
+          <w:rtl/>
+          <w:lang w:bidi="ar-SA"/>
+        </w:rPr>
+      </w:pPr>
+      <w:r>
+        <w:rPr>
+          <w:rFonts w:hint="cs"/>
+          <w:rtl/>
+          <w:lang w:bidi="ar-SA"/>
+        </w:rPr>
+        <w:t>لذا فتقسيم الإصحاح هو كالتالي:</w:t>
+      </w:r>
+    </w:p>
+    <w:p>
+      <w:pPr>
+        <w:pStyle w:val="ListParagraph"/>
+        <w:numPr>
+          <w:ilvl w:val="0"/>
+          <w:numId w:val="7"/>
+        </w:numPr>
+        <w:rPr>
+          <w:lang w:bidi="ar-SA"/>
+        </w:rPr>
+      </w:pPr>
+      <w:r>
+        <w:rPr>
+          <w:rFonts w:hint="cs"/>
+          <w:rtl/>
+          <w:lang w:bidi="ar-SA"/>
+        </w:rPr>
+        <w:t xml:space="preserve">العددان 1 </w:t>
+      </w:r>
+      <w:r>
+        <w:rPr>
+          <w:rtl/>
+          <w:lang w:bidi="ar-SA"/>
+        </w:rPr>
+        <w:t>–</w:t>
+      </w:r>
+      <w:r>
+        <w:rPr>
+          <w:rFonts w:hint="cs"/>
+          <w:rtl/>
+          <w:lang w:bidi="ar-SA"/>
+        </w:rPr>
+        <w:t xml:space="preserve"> 2: علاقة المؤمن بالله </w:t>
+      </w:r>
+      <w:r>
+        <w:rPr>
+          <w:rtl/>
+          <w:lang w:bidi="ar-SA"/>
+        </w:rPr>
+        <w:t>–</w:t>
+      </w:r>
+      <w:r>
+        <w:rPr>
+          <w:rFonts w:hint="cs"/>
+          <w:rtl/>
+          <w:lang w:bidi="ar-SA"/>
+        </w:rPr>
+        <w:t xml:space="preserve"> إخلاص وطاعة</w:t>
+      </w:r>
+    </w:p>
+    <w:p>
+      <w:pPr>
+        <w:pStyle w:val="ListParagraph"/>
+        <w:numPr>
+          <w:ilvl w:val="0"/>
+          <w:numId w:val="7"/>
+        </w:numPr>
+        <w:rPr>
+          <w:lang w:bidi="ar-SA"/>
+        </w:rPr>
+      </w:pPr>
+      <w:r>
+        <w:rPr>
+          <w:rFonts w:hint="cs"/>
+          <w:rtl/>
+          <w:lang w:bidi="ar-SA"/>
+        </w:rPr>
+        <w:t xml:space="preserve">الأعداد 3 </w:t>
+      </w:r>
+      <w:r>
+        <w:rPr>
+          <w:rtl/>
+          <w:lang w:bidi="ar-SA"/>
+        </w:rPr>
+        <w:t>–</w:t>
+      </w:r>
+      <w:r>
+        <w:rPr>
+          <w:rFonts w:hint="cs"/>
+          <w:rtl/>
+          <w:lang w:bidi="ar-SA"/>
+        </w:rPr>
+        <w:t xml:space="preserve"> 8: جسد في المسيح </w:t>
+      </w:r>
+      <w:r>
+        <w:rPr>
+          <w:rtl/>
+          <w:lang w:bidi="ar-SA"/>
+        </w:rPr>
+        <w:t>–</w:t>
+      </w:r>
+      <w:r>
+        <w:rPr>
+          <w:rFonts w:hint="cs"/>
+          <w:rtl/>
+          <w:lang w:bidi="ar-SA"/>
+        </w:rPr>
+        <w:t xml:space="preserve"> مواهب مختلفة</w:t>
+      </w:r>
+    </w:p>
+    <w:p>
+      <w:pPr>
+        <w:pStyle w:val="ListParagraph"/>
+        <w:numPr>
+          <w:ilvl w:val="0"/>
+          <w:numId w:val="7"/>
+        </w:numPr>
+        <w:rPr>
+          <w:lang w:bidi="ar-SA"/>
+        </w:rPr>
+      </w:pPr>
+      <w:r>
+        <w:rPr>
+          <w:rFonts w:hint="cs"/>
+          <w:rtl/>
+          <w:lang w:bidi="ar-SA"/>
+        </w:rPr>
+        <w:t xml:space="preserve">الأعداد 9 </w:t>
+      </w:r>
+      <w:r>
+        <w:rPr>
+          <w:rtl/>
+          <w:lang w:bidi="ar-SA"/>
+        </w:rPr>
+        <w:t>–</w:t>
+      </w:r>
+      <w:r>
+        <w:rPr>
+          <w:rFonts w:hint="cs"/>
+          <w:rtl/>
+          <w:lang w:bidi="ar-SA"/>
+        </w:rPr>
+        <w:t xml:space="preserve"> 21: حياة مع الآخرين </w:t>
+      </w:r>
+      <w:r>
+        <w:rPr>
+          <w:rtl/>
+          <w:lang w:bidi="ar-SA"/>
+        </w:rPr>
+        <w:t>–</w:t>
+      </w:r>
+      <w:r>
+        <w:rPr>
+          <w:rFonts w:hint="cs"/>
+          <w:rtl/>
+          <w:lang w:bidi="ar-SA"/>
+        </w:rPr>
+        <w:t xml:space="preserve"> ميزات أخلاقية في المسيحي</w:t>
+      </w:r>
+    </w:p>
+    <w:p>
+      <w:pPr>
+        <w:rPr>
+          <w:rtl/>
+          <w:lang w:bidi="ar-SA"/>
+        </w:rPr>
+      </w:pPr>
+      <w:r>
+        <w:rPr>
+          <w:rFonts w:hint="cs"/>
+          <w:rtl/>
+          <w:lang w:bidi="ar-SA"/>
+        </w:rPr>
+        <w:t>ملاحظة: إن كان فيما يلي تمت الإشارة إلى موضعٍ ما أو آخر كالنص الأصلي أو تم تقديم شرح كلمات، فهي في الأساس مأخوذة من المصادر التالية:</w:t>
+      </w:r>
+    </w:p>
+    <w:p>
+      <w:pPr>
+        <w:pStyle w:val="ListParagraph"/>
+        <w:numPr>
+          <w:ilvl w:val="0"/>
+          <w:numId w:val="7"/>
+        </w:numPr>
+        <w:rPr>
+          <w:lang w:bidi="ar-SA"/>
+        </w:rPr>
+      </w:pPr>
+      <w:r>
+        <w:rPr>
+          <w:rFonts w:hint="cs"/>
+          <w:rtl/>
+          <w:lang w:bidi="ar-SA"/>
+        </w:rPr>
+        <w:t>كريستيان بريم: قاموس العهد الجديد</w:t>
+      </w:r>
+    </w:p>
+    <w:p>
+      <w:pPr>
+        <w:pStyle w:val="ListParagraph"/>
+        <w:numPr>
+          <w:ilvl w:val="0"/>
+          <w:numId w:val="7"/>
+        </w:numPr>
+        <w:rPr>
+          <w:lang w:bidi="ar-SA"/>
+        </w:rPr>
+      </w:pPr>
+      <w:r>
+        <w:rPr>
+          <w:lang w:bidi="ar-SA"/>
+        </w:rPr>
+        <w:t>W.E. Vine</w:t>
+      </w:r>
+      <w:r>
+        <w:rPr>
+          <w:rFonts w:hint="cs"/>
+          <w:rtl/>
+          <w:lang w:bidi="ar-SA"/>
+        </w:rPr>
+        <w:t xml:space="preserve">: </w:t>
+      </w:r>
+      <w:r>
+        <w:rPr>
+          <w:rtl/>
+          <w:lang w:bidi="ar-SA"/>
+        </w:rPr>
+        <w:t>القاموس التفسيري لكلمات العهد الجديد</w:t>
+      </w:r>
+    </w:p>
+    <w:p>
+      <w:pPr>
+        <w:pStyle w:val="ListParagraph"/>
+        <w:numPr>
+          <w:ilvl w:val="0"/>
+          <w:numId w:val="7"/>
+        </w:numPr>
+        <w:rPr>
+          <w:rtl/>
+          <w:lang w:bidi="ar-SA"/>
         </w:rPr>
         <w:sectPr>
-          <w:pgSz w:w="11906" w:h="16838"/>
-          <w:pgMar w:top="1440" w:right="1440" w:bottom="1440" w:left="1440" w:header="708" w:footer="708" w:gutter="0"/>
-          <w:cols w:space="708"/>
+          <w:pgSz w:w="12240" w:h="15840"/>
+          <w:pgMar w:top="1440" w:right="1800" w:bottom="1440" w:left="1800" w:header="720" w:footer="720" w:gutter="0"/>
+          <w:cols w:space="720"/>
           <w:docGrid w:linePitch="360"/>
         </w:sectPr>
       </w:pPr>
       <w:r>
         <w:rPr>
-          <w:rFonts w:hint="cs"/>
-          <w:rtl/>
-          <w:lang w:bidi="ar-EG"/>
-        </w:rPr>
-        <w:t xml:space="preserve">* القسم 2 (الأعداد 54 </w:t>
-      </w:r>
-      <w:r>
-        <w:rPr>
-          <w:rtl/>
-          <w:lang w:bidi="ar-EG"/>
-        </w:rPr>
-        <w:t>–</w:t>
-      </w:r>
-      <w:r>
-        <w:rPr>
-          <w:rFonts w:hint="cs"/>
-          <w:rtl/>
-          <w:lang w:bidi="ar-EG"/>
-        </w:rPr>
-        <w:t xml:space="preserve"> 60) يُري رد فعل اليهود وموت استيفانوس العنيف.</w:t>
-      </w:r>
-    </w:p>
-    <w:p>
-      <w:pPr>
-        <w:bidi/>
-        <w:jc w:val="both"/>
-        <w:rPr>
-          <w:rtl/>
-          <w:lang w:bidi="ar-EG"/>
+          <w:lang w:bidi="ar-SA"/>
+        </w:rPr>
+        <w:t>Biblehub.com</w:t>
+      </w:r>
+      <w:r>
+        <w:rPr>
+          <w:rtl/>
+          <w:lang w:bidi="ar-SA"/>
+        </w:rPr>
+        <w:t>:</w:t>
+      </w:r>
+      <w:r>
+        <w:rPr>
+          <w:rFonts w:hint="cs"/>
+          <w:rtl/>
+          <w:lang w:bidi="ar-SA"/>
+        </w:rPr>
+        <w:t xml:space="preserve"> </w:t>
+      </w:r>
+    </w:p>
+    <w:p>
+      <w:pPr>
+        <w:ind w:left="360"/>
+        <w:rPr>
+          <w:rtl/>
+          <w:lang w:bidi="ar-SA"/>
         </w:rPr>
       </w:pPr>
       <w:hyperlink r:id="rId9" w:history="1">
@@ -334,319 +1178,238 @@
             <w:rStyle w:val="Hyperlink"/>
             <w:rFonts w:hint="cs"/>
             <w:rtl/>
-            <w:lang w:bidi="ar-EG"/>
+            <w:lang w:bidi="ar-SA"/>
           </w:rPr>
-          <w:t>أ) خطاب استيفانوس</w:t>
+          <w:t>الجزء 1: علاقة المؤمن بالله – إخلاص وطاعة (العددان 1 – 2)</w:t>
         </w:r>
       </w:hyperlink>
     </w:p>
     <w:p>
       <w:pPr>
-        <w:bidi/>
-        <w:jc w:val="both"/>
-        <w:rPr>
-          <w:rtl/>
-          <w:lang w:bidi="ar-EG"/>
-        </w:rPr>
-      </w:pPr>
-      <w:r>
-        <w:rPr>
-          <w:rFonts w:hint="cs"/>
-          <w:rtl/>
-          <w:lang w:bidi="ar-EG"/>
-        </w:rPr>
-        <w:t>الخلفية</w:t>
-      </w:r>
-    </w:p>
-    <w:p>
-      <w:pPr>
-        <w:bidi/>
-        <w:jc w:val="both"/>
-        <w:rPr>
-          <w:rtl/>
-          <w:lang w:bidi="ar-EG"/>
-        </w:rPr>
-      </w:pPr>
-      <w:r>
-        <w:rPr>
-          <w:rFonts w:hint="cs"/>
-          <w:rtl/>
-          <w:lang w:bidi="ar-EG"/>
-        </w:rPr>
-        <w:t>إن خلفية هذا الخطاب نجده في إصحاح 6. إننا أولاً نجد هناك استيفانوس في العدد 3 كشخص كانت له شهادة حسنة، مملوًا من الروح القدس والحكمة ولذا كان مؤهلاً لأن يهتم بالإعالة المالية الخاصة بالأرامل. في عدد 5 يُدعى استيفانوس رجلاً "مملوًا إيمانًا ومن الروح القدس". الروح القدس كان عاملاً فيه، والنتيجة كانت حياة حقيقية في الإيمان. في العدد 8 يُذكر، بأنه كان مملوًا بالنعمة والقوة</w:t>
-      </w:r>
-      <w:r>
-        <w:rPr>
-          <w:rFonts w:hint="cs"/>
-          <w:rtl/>
-          <w:lang w:bidi="ar-EG"/>
-        </w:rPr>
-        <w:t xml:space="preserve"> </w:t>
-      </w:r>
-      <w:r>
-        <w:rPr>
-          <w:rFonts w:hint="cs"/>
-          <w:rtl/>
-          <w:lang w:bidi="ar-EG"/>
-        </w:rPr>
-        <w:t>أيضًا. م</w:t>
-      </w:r>
-      <w:r>
-        <w:rPr>
-          <w:rFonts w:hint="cs"/>
-          <w:rtl/>
-          <w:lang w:bidi="ar-EG"/>
-        </w:rPr>
-        <w:t>ن</w:t>
-      </w:r>
-      <w:r>
-        <w:rPr>
-          <w:rFonts w:hint="cs"/>
-          <w:rtl/>
-          <w:lang w:bidi="ar-EG"/>
-        </w:rPr>
-        <w:t xml:space="preserve"> الواضح أن كلماته كانت مملحة بالنعمة (كولوسي 4: 6). ولكن ليس هذا فقط؛ فاستيفانوس صنع "</w:t>
-      </w:r>
-      <w:r>
-        <w:rPr>
-          <w:rtl/>
-          <w:lang w:bidi="ar-EG"/>
-        </w:rPr>
-        <w:t xml:space="preserve"> </w:t>
-      </w:r>
-      <w:r>
-        <w:rPr>
-          <w:rtl/>
-          <w:lang w:bidi="ar-EG"/>
-        </w:rPr>
-        <w:t>عَجَائِبَ وَآيَاتٍ عَظِيمَةً فِي الشَّعْبِ</w:t>
-      </w:r>
-      <w:r>
-        <w:rPr>
-          <w:rFonts w:hint="cs"/>
-          <w:rtl/>
-          <w:lang w:bidi="ar-EG"/>
-        </w:rPr>
-        <w:t>". لقد كانت علامات مبتدأ الوقت الذي صودق به على بشارة الإنجيل في ذلك الحين (عبرانيين 2: 4). لكن وبالدرجة الأولى كان استيفانوس رجلاً فصيحًا، لأننا نقرأ في عدد 9، بأنه قام "</w:t>
-      </w:r>
-      <w:r>
-        <w:rPr>
-          <w:rtl/>
-          <w:lang w:bidi="ar-EG"/>
-        </w:rPr>
-        <w:t>قَوْمٌ مِنَ الْمَجْمَعِ الَّذِي يُقَالُ لَهُ مَجْمَعُ اللِّيبَرْتِينِيِّينَ وَالْقَيْرَوَانِيِّينَ وَالإِسْكَنْدَرِيِّينَ، وَمِنَ الَّذِينَ مِنْ كِيلِيكِيَّا وَأَسِيَّا، يُحَاوِرُونَ اسْتِفَانُوسَ.</w:t>
-      </w:r>
-      <w:r>
-        <w:rPr>
-          <w:rFonts w:hint="cs"/>
-          <w:rtl/>
-          <w:lang w:bidi="ar-EG"/>
-        </w:rPr>
-        <w:t xml:space="preserve">"، إلا أنهم لم يقدروا أن يقاوموا الحكمة والروح اللذان تكلم بهما استيفانوس (عدد 10). </w:t>
-      </w:r>
-      <w:r>
-        <w:rPr>
-          <w:rFonts w:hint="cs"/>
-          <w:rtl/>
-          <w:lang w:bidi="ar-EG"/>
-        </w:rPr>
-        <w:t xml:space="preserve">وهؤلاء الرجال من الواضح أنهم كانوا من الهيلينيين، أي يهود يتكلمون اليونانية ترعرعوا خارج فلسطين. إنه من المحتمل جدًا </w:t>
-      </w:r>
-      <w:r>
-        <w:rPr>
-          <w:rtl/>
-          <w:lang w:bidi="ar-EG"/>
-        </w:rPr>
-        <w:t>–</w:t>
-      </w:r>
-      <w:r>
-        <w:rPr>
-          <w:rFonts w:hint="cs"/>
-          <w:rtl/>
-          <w:lang w:bidi="ar-EG"/>
-        </w:rPr>
-        <w:t xml:space="preserve"> إن لم يكن بشكل مؤكد تمامًا </w:t>
-      </w:r>
-      <w:r>
-        <w:rPr>
-          <w:rtl/>
-          <w:lang w:bidi="ar-EG"/>
-        </w:rPr>
-        <w:t>–</w:t>
-      </w:r>
-      <w:r>
-        <w:rPr>
-          <w:rFonts w:hint="cs"/>
-          <w:rtl/>
-          <w:lang w:bidi="ar-EG"/>
-        </w:rPr>
-        <w:t xml:space="preserve"> بأن استيفانوس أيضًا كان هيلينيًا. لأنهم لم يتوصلوا لأي شيء ضد استيفانوس تناولوا أسلوبًا محكمًا ليس نظيفًا. فقد دفعوا خفية برجال طعنوا استيفانوس بالتجديف (</w:t>
-      </w:r>
-      <w:r>
-        <w:rPr>
-          <w:rFonts w:hint="cs"/>
-          <w:rtl/>
-          <w:lang w:bidi="ar-EG"/>
-        </w:rPr>
-        <w:t>عدد 11). كنتيجة لذلك أغاروا الشعب وشغلوا شهود زور ضد استيفانوس. على وجه التحديد بأنه تكلم ضد موسى والله (عدد 11) كما وضد المكان المقدس (الهيكل) وضد الناموس (عدد 13). هذه كانت الأربع اتهامات التي رُفعت ضده.</w:t>
-      </w:r>
-    </w:p>
-    <w:p>
-      <w:pPr>
-        <w:bidi/>
-        <w:jc w:val="both"/>
-        <w:rPr>
-          <w:rtl/>
-          <w:lang w:bidi="ar-EG"/>
-        </w:rPr>
-      </w:pPr>
-      <w:r>
-        <w:rPr>
-          <w:rFonts w:hint="cs"/>
-          <w:rtl/>
-          <w:lang w:bidi="ar-EG"/>
-        </w:rPr>
-        <w:t>في إجابته صد استيفانوس كل الاتهامات الأربعة وأظهر بأنها ليس لها أساس بالمرة. على العكس: إن شعب إسرائيل كان المذنب في هذه الخطايا. بذلك غيّر استيفانوس التسلسل. هو تكلم أولاً عن الله، ومن ثم عن موسى، وبعد ذلك عن الهيكل وأخيرًا عن الناموس.</w:t>
-      </w:r>
-    </w:p>
-    <w:p>
-      <w:pPr>
-        <w:pStyle w:val="a7"/>
+        <w:ind w:left="360"/>
+        <w:rPr>
+          <w:rtl/>
+          <w:lang w:bidi="ar-SA"/>
+        </w:rPr>
+      </w:pPr>
+      <w:r>
+        <w:rPr>
+          <w:rFonts w:hint="cs"/>
+          <w:rtl/>
+          <w:lang w:bidi="ar-SA"/>
+        </w:rPr>
+        <w:t>"</w:t>
+      </w:r>
+      <w:r>
+        <w:rPr>
+          <w:rtl/>
+          <w:lang w:bidi="ar-SA"/>
+        </w:rPr>
+        <w:t xml:space="preserve">  1فَأَطْلُبُ إِلَيْكُمْ أَيُّهَا الإِخْوَةُ بِرَأْفَةِ اللهِ أَنْ تُقَدِّمُوا أَجْسَادَكُمْ ذَبِيحَةً حَيَّةً مُقَدَّسَةً مَرْضِيَّةً عِنْدَ اللهِ، عِبَادَتَكُمُ الْعَقْلِيَّةَ.  2وَلاَ تُشَاكِلُوا هذَا الدَّهْرَ، بَلْ تَغَيَّرُوا عَنْ شَكْلِكُمْ بِتَجْدِيدِ أَذْهَانِكُمْ، لِتَخْتَبِرُوا مَا هِيَ إِرَادَةُ اللهِ: الصَّالِحَةُ الْمَرْضِيَّةُ الْكَامِلَةُ.</w:t>
+      </w:r>
+      <w:r>
+        <w:rPr>
+          <w:rFonts w:hint="cs"/>
+          <w:rtl/>
+          <w:lang w:bidi="ar-SA"/>
+        </w:rPr>
+        <w:t>"</w:t>
+      </w:r>
+    </w:p>
+    <w:p>
+      <w:pPr>
+        <w:ind w:left="360"/>
+        <w:rPr>
+          <w:rtl/>
+          <w:lang w:bidi="ar-SA"/>
+        </w:rPr>
+      </w:pPr>
+      <w:r>
+        <w:rPr>
+          <w:rFonts w:hint="cs"/>
+          <w:rtl/>
+          <w:lang w:bidi="ar-SA"/>
+        </w:rPr>
+        <w:t>يبدأ الرسول مقدمته في الرسالة بهذه الكلمات. ولنا فيها أربعة عِبَر مهمة</w:t>
+      </w:r>
+    </w:p>
+    <w:p>
+      <w:pPr>
+        <w:pStyle w:val="ListParagraph"/>
         <w:numPr>
           <w:ilvl w:val="0"/>
-          <w:numId w:val="1"/>
+          <w:numId w:val="8"/>
         </w:numPr>
-        <w:bidi/>
-        <w:jc w:val="both"/>
-        <w:rPr>
-          <w:lang w:bidi="ar-EG"/>
-        </w:rPr>
-      </w:pPr>
-      <w:r>
-        <w:rPr>
-          <w:rFonts w:hint="cs"/>
-          <w:rtl/>
-          <w:lang w:bidi="ar-EG"/>
-        </w:rPr>
-        <w:t>ضد الله: هو نقض اتهامهم في مثل إبراهيم ويعقوب اللذين عمل الله</w:t>
-      </w:r>
-      <w:r>
-        <w:rPr>
-          <w:rFonts w:hint="cs"/>
-          <w:rtl/>
-          <w:lang w:bidi="ar-EG"/>
-        </w:rPr>
-        <w:t xml:space="preserve"> في حياتهما بشكل خاص بالنعمة.</w:t>
-      </w:r>
-    </w:p>
-    <w:p>
-      <w:pPr>
-        <w:pStyle w:val="a7"/>
+        <w:rPr>
+          <w:lang w:bidi="ar-SA"/>
+        </w:rPr>
+      </w:pPr>
+      <w:r>
+        <w:rPr>
+          <w:rFonts w:hint="cs"/>
+          <w:rtl/>
+          <w:lang w:bidi="ar-SA"/>
+        </w:rPr>
+        <w:t>إنها إنذارات (</w:t>
+      </w:r>
+      <w:r>
+        <w:rPr>
+          <w:rFonts w:hint="cs"/>
+          <w:rtl/>
+          <w:lang w:bidi="ar-SA"/>
+        </w:rPr>
+        <w:t>طلبات</w:t>
+      </w:r>
+      <w:r>
+        <w:rPr>
+          <w:rFonts w:hint="cs"/>
+          <w:rtl/>
+          <w:lang w:bidi="ar-SA"/>
+        </w:rPr>
+        <w:t xml:space="preserve">): </w:t>
+      </w:r>
+      <w:r>
+        <w:rPr>
+          <w:rFonts w:hint="cs"/>
+          <w:rtl/>
+          <w:lang w:bidi="ar-SA"/>
+        </w:rPr>
+        <w:t xml:space="preserve">قد تُؤدي الكلمة إلى نواحي سلبية تجعلنا نتذكر أصبعنا المؤشر المرفوع وبتصحيح الأخطاء. فصحيح أن لا أحد سيدّعي بأننا لسنا بحاجة لتصحيح وبالفعل فإننا نجد في العهد الجديد أعدادًا تُشير بكلمة إلى "إنذار" والذي يعني تصحيح الخطأ والتقويم (مثلاً أعمال الرسل 20: 31؛ رومية 15: 14). أما هنا </w:t>
+      </w:r>
+      <w:r>
+        <w:rPr>
+          <w:rtl/>
+          <w:lang w:bidi="ar-SA"/>
+        </w:rPr>
+        <w:t>–</w:t>
+      </w:r>
+      <w:r>
+        <w:rPr>
+          <w:rFonts w:hint="cs"/>
+          <w:rtl/>
+          <w:lang w:bidi="ar-SA"/>
+        </w:rPr>
+        <w:t xml:space="preserve"> وفي الكثير من المواضع فتُستخدم كلمة والتي أيضًا من الممكن ترجمتها بـ"تشجيع" أو "تعزية". فإنها تعني في الواقع بأن ندعو أحدًا جانبًا لنتحدث معه ولنوجهه لأمر ما. ولكي نستخدم كلمة عصرية بعض الشيء فمن الممكن أن نتكلم عن تنشيط لفعل أمر ما. فالأمر هو أن بولس يريد أن يشجعنا</w:t>
+      </w:r>
+      <w:r>
+        <w:rPr>
+          <w:rFonts w:hint="cs"/>
+          <w:rtl/>
+          <w:lang w:bidi="ar-SA"/>
+        </w:rPr>
+        <w:t xml:space="preserve"> بأن نعيش حياة يُسَرّ الله بها.</w:t>
+      </w:r>
+    </w:p>
+    <w:p>
+      <w:pPr>
+        <w:pStyle w:val="ListParagraph"/>
         <w:numPr>
           <w:ilvl w:val="0"/>
-          <w:numId w:val="1"/>
+          <w:numId w:val="8"/>
         </w:numPr>
-        <w:bidi/>
-        <w:jc w:val="both"/>
-        <w:rPr>
-          <w:lang w:bidi="ar-EG"/>
-        </w:rPr>
-      </w:pPr>
-      <w:r>
-        <w:rPr>
-          <w:rFonts w:hint="cs"/>
-          <w:rtl/>
-          <w:lang w:bidi="ar-EG"/>
-        </w:rPr>
-        <w:t>ضد موسى: هو نقض اتهامهم في مثال موسى نفسه مَن رفضته إسرائيل.</w:t>
-      </w:r>
-    </w:p>
-    <w:p>
-      <w:pPr>
-        <w:pStyle w:val="a7"/>
+        <w:rPr>
+          <w:lang w:bidi="ar-SA"/>
+        </w:rPr>
+      </w:pPr>
+      <w:r>
+        <w:rPr>
+          <w:rFonts w:hint="cs"/>
+          <w:rtl/>
+          <w:lang w:bidi="ar-SA"/>
+        </w:rPr>
+        <w:t xml:space="preserve">فهي كلمات رسولية: بولس كتب الرسالة ليس فقط بكونه "عبد المسيح يسوع"، وإنما أيضًا كمدعو رسولاً (رومية 1: 1). فما كتبه غير متروك لِما نفضله نحن، وإنما له سيادة. إننا لا يمكننا أن نتغاضى ببساطة أو نقلل من قوة هذه التعليمات العملية. فهي غير متعلقة لا بالزمن ولا بالحالة. </w:t>
+      </w:r>
+      <w:r>
+        <w:rPr>
+          <w:rFonts w:hint="cs"/>
+          <w:rtl/>
+          <w:lang w:bidi="ar-SA"/>
+        </w:rPr>
+        <w:t>فالكتاب المقدس في تعاليمه هو دائمًا ليس له صلة بالزمن.</w:t>
+      </w:r>
+    </w:p>
+    <w:p>
+      <w:pPr>
+        <w:pStyle w:val="ListParagraph"/>
         <w:numPr>
           <w:ilvl w:val="0"/>
-          <w:numId w:val="1"/>
+          <w:numId w:val="8"/>
         </w:numPr>
-        <w:bidi/>
-        <w:jc w:val="both"/>
-        <w:rPr>
-          <w:lang w:bidi="ar-EG"/>
-        </w:rPr>
-      </w:pPr>
-      <w:r>
-        <w:rPr>
-          <w:rFonts w:hint="cs"/>
-          <w:rtl/>
-          <w:lang w:bidi="ar-EG"/>
-        </w:rPr>
-        <w:t>ضد الهيكل: هو نقض اتهامهم في مثل داود وسليمان، اللذان خططا لبناء الهيكل أو نفذوه.</w:t>
-      </w:r>
-    </w:p>
-    <w:p>
-      <w:pPr>
-        <w:pStyle w:val="a7"/>
+        <w:rPr>
+          <w:lang w:bidi="ar-SA"/>
+        </w:rPr>
+      </w:pPr>
+      <w:r>
+        <w:rPr>
+          <w:rFonts w:hint="cs"/>
+          <w:rtl/>
+          <w:lang w:bidi="ar-SA"/>
+        </w:rPr>
+        <w:t xml:space="preserve">التعليمات تنطبق على جميع المؤمنين: إننا نقرأ في تيطس 2: 11، بأن نعمة الله ظهرت لجميع الناس. أما في العدد التالي فيقول لنا بأن هذه النعمة تعلمنا "نحن" (أي المؤمنين)، لكي نعيش حياة يظهر فيها شيء من ربنا. إن الله لا يعلّم بهذه الطريقة غير </w:t>
+      </w:r>
+      <w:r>
+        <w:rPr>
+          <w:rFonts w:hint="cs"/>
+          <w:rtl/>
+          <w:lang w:bidi="ar-SA"/>
+        </w:rPr>
+        <w:t>ال</w:t>
+      </w:r>
+      <w:r>
+        <w:rPr>
+          <w:rFonts w:hint="cs"/>
+          <w:rtl/>
+          <w:lang w:bidi="ar-SA"/>
+        </w:rPr>
+        <w:t>مؤمنين. فهو يريد بأن يرجعوا بالإيمان. أما مواضيع التعليم الإلهي للحياة اليومية هم أولئك الذين آمنوا بالإنجيل. وهذا نجده مشددًا بخط تحته في مخاطبة "الأخوة"، حيث حتمًا الأخوات هن من ضمنهم. لا أحد ممن قبلوا الإنجيل مُستثنى عن هذه التعاليم العملية.</w:t>
+      </w:r>
+    </w:p>
+    <w:p>
+      <w:pPr>
+        <w:pStyle w:val="ListParagraph"/>
         <w:numPr>
           <w:ilvl w:val="0"/>
-          <w:numId w:val="1"/>
+          <w:numId w:val="8"/>
         </w:numPr>
-        <w:bidi/>
-        <w:jc w:val="both"/>
-        <w:rPr>
-          <w:lang w:bidi="ar-EG"/>
-        </w:rPr>
-      </w:pPr>
-      <w:r>
-        <w:rPr>
-          <w:rFonts w:hint="cs"/>
-          <w:rtl/>
-          <w:lang w:bidi="ar-EG"/>
-        </w:rPr>
-        <w:t>ضد الناموس: هو نقض اتهامهم في مثل مقاومتهم وعصيانهم.</w:t>
-      </w:r>
-    </w:p>
-    <w:p>
-      <w:pPr>
-        <w:bidi/>
-        <w:jc w:val="both"/>
-        <w:rPr>
-          <w:rtl/>
-          <w:lang w:bidi="ar-EG"/>
-        </w:rPr>
-      </w:pPr>
-      <w:r>
-        <w:rPr>
-          <w:rFonts w:hint="cs"/>
-          <w:rtl/>
-          <w:lang w:bidi="ar-EG"/>
-        </w:rPr>
-        <w:t>استيفانوس وضّح، بأن الله دائمًا ما ظهر في تاريخ إسرائيل في نعمة، وبأن النعمة تم رفضها على الدوام. هذا ما يميز كل الخطاب المتميز بانعكاسات عظيمة في خصوصه.</w:t>
-      </w:r>
-    </w:p>
-    <w:p>
-      <w:pPr>
-        <w:bidi/>
-        <w:jc w:val="both"/>
-        <w:rPr>
-          <w:rtl/>
-          <w:lang w:bidi="ar-EG"/>
-        </w:rPr>
-      </w:pPr>
-      <w:r>
-        <w:rPr>
-          <w:rFonts w:ascii="Noto Serif" w:hAnsi="Noto Serif" w:cs="Noto Serif"/>
-          <w:color w:val="333333"/>
-          <w:sz w:val="19"/>
-          <w:szCs w:val="19"/>
-          <w:shd w:val="clear" w:color="auto" w:fill="FFFFFF"/>
-        </w:rPr>
-        <w:t>Stephanus gibt keineswegs einen willkürlichen</w:t>
+        <w:rPr>
+          <w:lang w:bidi="ar-SA"/>
+        </w:rPr>
+      </w:pPr>
+      <w:r>
+        <w:rPr>
+          <w:rFonts w:hint="cs"/>
+          <w:rtl/>
+          <w:lang w:bidi="ar-SA"/>
+        </w:rPr>
+        <w:t xml:space="preserve">التعاليم العملية لها </w:t>
+      </w:r>
+      <w:hyperlink r:id="rId10" w:anchor=":~:text=Das%20kleine%20W%C3%B6rtchen%20%E2%80%9Enun%E2%80%9C%20zeigt" w:history="1">
+        <w:r>
+          <w:rPr>
+            <w:rStyle w:val="Hyperlink"/>
+            <w:rFonts w:hint="cs"/>
+            <w:rtl/>
+            <w:lang w:bidi="ar-SA"/>
+          </w:rPr>
+          <w:t>أساس</w:t>
+        </w:r>
+      </w:hyperlink>
+      <w:r>
+        <w:rPr>
+          <w:rFonts w:hint="cs"/>
+          <w:rtl/>
+          <w:lang w:bidi="ar-SA"/>
+        </w:rPr>
+        <w:t xml:space="preserve">: </w:t>
       </w:r>
     </w:p>
     <w:sectPr>
-      <w:pgSz w:w="11906" w:h="16838"/>
-      <w:pgMar w:top="1440" w:right="1440" w:bottom="1440" w:left="1440" w:header="708" w:footer="708" w:gutter="0"/>
-      <w:cols w:space="708"/>
+      <w:footnotePr>
+        <w:numRestart w:val="eachSect"/>
+      </w:footnotePr>
+      <w:pgSz w:w="12240" w:h="15840"/>
+      <w:pgMar w:top="1440" w:right="1800" w:bottom="1440" w:left="1800" w:header="720" w:footer="720" w:gutter="0"/>
+      <w:cols w:space="720"/>
       <w:docGrid w:linePitch="360"/>
     </w:sectPr>
   </w:body>
@@ -654,7 +1417,7 @@
 </file>
 
 <file path=word/endnotes.xml><?xml version="1.0" encoding="utf-8"?>
-<w:endnotes xmlns:wpc="http://schemas.microsoft.com/office/word/2010/wordprocessingCanvas" xmlns:cx="http://schemas.microsoft.com/office/drawing/2014/chartex" xmlns:cx1="http://schemas.microsoft.com/office/drawing/2015/9/8/chartex" xmlns:cx2="http://schemas.microsoft.com/office/drawing/2015/10/21/chartex" xmlns:cx3="http://schemas.microsoft.com/office/drawing/2016/5/9/chartex" xmlns:cx4="http://schemas.microsoft.com/office/drawing/2016/5/10/chartex" xmlns:cx5="http://schemas.microsoft.com/office/drawing/2016/5/11/chartex" xmlns:cx6="http://schemas.microsoft.com/office/drawing/2016/5/12/chartex" xmlns:cx7="http://schemas.microsoft.com/office/drawing/2016/5/13/chartex" xmlns:cx8="http://schemas.microsoft.com/office/drawing/2016/5/14/chartex" xmlns:mc="http://schemas.openxmlformats.org/markup-compatibility/2006" xmlns:aink="http://schemas.microsoft.com/office/drawing/2016/ink" xmlns:am3d="http://schemas.microsoft.com/office/drawing/2017/model3d" xmlns:o="urn:schemas-microsoft-com:office:office" xmlns:r="http://schemas.openxmlformats.org/officeDocument/2006/relationships" xmlns:m="http://schemas.openxmlformats.org/officeDocument/2006/math" xmlns:v="urn:schemas-microsoft-com:vml" xmlns:wp14="http://schemas.microsoft.com/office/word/2010/wordprocessingDrawing" xmlns:wp="http://schemas.openxmlformats.org/drawingml/2006/wordprocessingDrawing" xmlns:w10="urn:schemas-microsoft-com:office:word" xmlns:w="http://schemas.openxmlformats.org/wordprocessingml/2006/main" xmlns:w14="http://schemas.microsoft.com/office/word/2010/wordml" xmlns:w15="http://schemas.microsoft.com/office/word/2012/wordml" xmlns:w16cex="http://schemas.microsoft.com/office/word/2018/wordml/cex" xmlns:w16cid="http://schemas.microsoft.com/office/word/2016/wordml/cid" xmlns:w16="http://schemas.microsoft.com/office/word/2018/wordml" xmlns:w16sdtdh="http://schemas.microsoft.com/office/word/2020/wordml/sdtdatahash" xmlns:w16se="http://schemas.microsoft.com/office/word/2015/wordml/symex" xmlns:wpg="http://schemas.microsoft.com/office/word/2010/wordprocessingGroup" xmlns:wpi="http://schemas.microsoft.com/office/word/2010/wordprocessingInk" xmlns:wne="http://schemas.microsoft.com/office/word/2006/wordml" xmlns:wps="http://schemas.microsoft.com/office/word/2010/wordprocessingShape" mc:Ignorable="w14 w15 w16se w16cid w16 w16cex w16sdtdh wp14">
+<w:endnotes xmlns:wpc="http://schemas.microsoft.com/office/word/2010/wordprocessingCanvas" xmlns:cx="http://schemas.microsoft.com/office/drawing/2014/chartex" xmlns:cx1="http://schemas.microsoft.com/office/drawing/2015/9/8/chartex" xmlns:cx2="http://schemas.microsoft.com/office/drawing/2015/10/21/chartex" xmlns:cx3="http://schemas.microsoft.com/office/drawing/2016/5/9/chartex" xmlns:cx4="http://schemas.microsoft.com/office/drawing/2016/5/10/chartex" xmlns:cx5="http://schemas.microsoft.com/office/drawing/2016/5/11/chartex" xmlns:cx6="http://schemas.microsoft.com/office/drawing/2016/5/12/chartex" xmlns:cx7="http://schemas.microsoft.com/office/drawing/2016/5/13/chartex" xmlns:cx8="http://schemas.microsoft.com/office/drawing/2016/5/14/chartex" xmlns:mc="http://schemas.openxmlformats.org/markup-compatibility/2006" xmlns:aink="http://schemas.microsoft.com/office/drawing/2016/ink" xmlns:am3d="http://schemas.microsoft.com/office/drawing/2017/model3d" xmlns:o="urn:schemas-microsoft-com:office:office" xmlns:oel="http://schemas.microsoft.com/office/2019/extlst" xmlns:r="http://schemas.openxmlformats.org/officeDocument/2006/relationships" xmlns:m="http://schemas.openxmlformats.org/officeDocument/2006/math" xmlns:v="urn:schemas-microsoft-com:vml" xmlns:wp14="http://schemas.microsoft.com/office/word/2010/wordprocessingDrawing" xmlns:wp="http://schemas.openxmlformats.org/drawingml/2006/wordprocessingDrawing" xmlns:w10="urn:schemas-microsoft-com:office:word" xmlns:w="http://schemas.openxmlformats.org/wordprocessingml/2006/main" xmlns:w14="http://schemas.microsoft.com/office/word/2010/wordml" xmlns:w15="http://schemas.microsoft.com/office/word/2012/wordml" xmlns:w16cex="http://schemas.microsoft.com/office/word/2018/wordml/cex" xmlns:w16cid="http://schemas.microsoft.com/office/word/2016/wordml/cid" xmlns:w16="http://schemas.microsoft.com/office/word/2018/wordml" xmlns:w16sdtdh="http://schemas.microsoft.com/office/word/2020/wordml/sdtdatahash" xmlns:w16se="http://schemas.microsoft.com/office/word/2015/wordml/symex" xmlns:wpg="http://schemas.microsoft.com/office/word/2010/wordprocessingGroup" xmlns:wpi="http://schemas.microsoft.com/office/word/2010/wordprocessingInk" xmlns:wne="http://schemas.microsoft.com/office/word/2006/wordml" xmlns:wps="http://schemas.microsoft.com/office/word/2010/wordprocessingShape" mc:Ignorable="w14 w15 w16se w16cid w16 w16cex w16sdtdh wp14">
   <w:endnote w:type="separator" w:id="-1">
     <w:p>
       <w:pPr>
@@ -679,7 +1442,7 @@
 </file>
 
 <file path=word/footnotes.xml><?xml version="1.0" encoding="utf-8"?>
-<w:footnotes xmlns:wpc="http://schemas.microsoft.com/office/word/2010/wordprocessingCanvas" xmlns:cx="http://schemas.microsoft.com/office/drawing/2014/chartex" xmlns:cx1="http://schemas.microsoft.com/office/drawing/2015/9/8/chartex" xmlns:cx2="http://schemas.microsoft.com/office/drawing/2015/10/21/chartex" xmlns:cx3="http://schemas.microsoft.com/office/drawing/2016/5/9/chartex" xmlns:cx4="http://schemas.microsoft.com/office/drawing/2016/5/10/chartex" xmlns:cx5="http://schemas.microsoft.com/office/drawing/2016/5/11/chartex" xmlns:cx6="http://schemas.microsoft.com/office/drawing/2016/5/12/chartex" xmlns:cx7="http://schemas.microsoft.com/office/drawing/2016/5/13/chartex" xmlns:cx8="http://schemas.microsoft.com/office/drawing/2016/5/14/chartex" xmlns:mc="http://schemas.openxmlformats.org/markup-compatibility/2006" xmlns:aink="http://schemas.microsoft.com/office/drawing/2016/ink" xmlns:am3d="http://schemas.microsoft.com/office/drawing/2017/model3d" xmlns:o="urn:schemas-microsoft-com:office:office" xmlns:r="http://schemas.openxmlformats.org/officeDocument/2006/relationships" xmlns:m="http://schemas.openxmlformats.org/officeDocument/2006/math" xmlns:v="urn:schemas-microsoft-com:vml" xmlns:wp14="http://schemas.microsoft.com/office/word/2010/wordprocessingDrawing" xmlns:wp="http://schemas.openxmlformats.org/drawingml/2006/wordprocessingDrawing" xmlns:w10="urn:schemas-microsoft-com:office:word" xmlns:w="http://schemas.openxmlformats.org/wordprocessingml/2006/main" xmlns:w14="http://schemas.microsoft.com/office/word/2010/wordml" xmlns:w15="http://schemas.microsoft.com/office/word/2012/wordml" xmlns:w16cex="http://schemas.microsoft.com/office/word/2018/wordml/cex" xmlns:w16cid="http://schemas.microsoft.com/office/word/2016/wordml/cid" xmlns:w16="http://schemas.microsoft.com/office/word/2018/wordml" xmlns:w16sdtdh="http://schemas.microsoft.com/office/word/2020/wordml/sdtdatahash" xmlns:w16se="http://schemas.microsoft.com/office/word/2015/wordml/symex" xmlns:wpg="http://schemas.microsoft.com/office/word/2010/wordprocessingGroup" xmlns:wpi="http://schemas.microsoft.com/office/word/2010/wordprocessingInk" xmlns:wne="http://schemas.microsoft.com/office/word/2006/wordml" xmlns:wps="http://schemas.microsoft.com/office/word/2010/wordprocessingShape" mc:Ignorable="w14 w15 w16se w16cid w16 w16cex w16sdtdh wp14">
+<w:footnotes xmlns:wpc="http://schemas.microsoft.com/office/word/2010/wordprocessingCanvas" xmlns:cx="http://schemas.microsoft.com/office/drawing/2014/chartex" xmlns:cx1="http://schemas.microsoft.com/office/drawing/2015/9/8/chartex" xmlns:cx2="http://schemas.microsoft.com/office/drawing/2015/10/21/chartex" xmlns:cx3="http://schemas.microsoft.com/office/drawing/2016/5/9/chartex" xmlns:cx4="http://schemas.microsoft.com/office/drawing/2016/5/10/chartex" xmlns:cx5="http://schemas.microsoft.com/office/drawing/2016/5/11/chartex" xmlns:cx6="http://schemas.microsoft.com/office/drawing/2016/5/12/chartex" xmlns:cx7="http://schemas.microsoft.com/office/drawing/2016/5/13/chartex" xmlns:cx8="http://schemas.microsoft.com/office/drawing/2016/5/14/chartex" xmlns:mc="http://schemas.openxmlformats.org/markup-compatibility/2006" xmlns:aink="http://schemas.microsoft.com/office/drawing/2016/ink" xmlns:am3d="http://schemas.microsoft.com/office/drawing/2017/model3d" xmlns:o="urn:schemas-microsoft-com:office:office" xmlns:oel="http://schemas.microsoft.com/office/2019/extlst" xmlns:r="http://schemas.openxmlformats.org/officeDocument/2006/relationships" xmlns:m="http://schemas.openxmlformats.org/officeDocument/2006/math" xmlns:v="urn:schemas-microsoft-com:vml" xmlns:wp14="http://schemas.microsoft.com/office/word/2010/wordprocessingDrawing" xmlns:wp="http://schemas.openxmlformats.org/drawingml/2006/wordprocessingDrawing" xmlns:w10="urn:schemas-microsoft-com:office:word" xmlns:w="http://schemas.openxmlformats.org/wordprocessingml/2006/main" xmlns:w14="http://schemas.microsoft.com/office/word/2010/wordml" xmlns:w15="http://schemas.microsoft.com/office/word/2012/wordml" xmlns:w16cex="http://schemas.microsoft.com/office/word/2018/wordml/cex" xmlns:w16cid="http://schemas.microsoft.com/office/word/2016/wordml/cid" xmlns:w16="http://schemas.microsoft.com/office/word/2018/wordml" xmlns:w16sdtdh="http://schemas.microsoft.com/office/word/2020/wordml/sdtdatahash" xmlns:w16se="http://schemas.microsoft.com/office/word/2015/wordml/symex" xmlns:wpg="http://schemas.microsoft.com/office/word/2010/wordprocessingGroup" xmlns:wpi="http://schemas.microsoft.com/office/word/2010/wordprocessingInk" xmlns:wne="http://schemas.microsoft.com/office/word/2006/wordml" xmlns:wps="http://schemas.microsoft.com/office/word/2010/wordprocessingShape" mc:Ignorable="w14 w15 w16se w16cid w16 w16cex w16sdtdh wp14">
   <w:footnote w:type="separator" w:id="-1">
     <w:p>
       <w:pPr>
@@ -703,62 +1466,116 @@
   <w:footnote w:id="1">
     <w:p>
       <w:pPr>
-        <w:pStyle w:val="a4"/>
-        <w:bidi/>
-        <w:jc w:val="both"/>
+        <w:pStyle w:val="FootnoteText"/>
         <w:rPr>
           <w:b/>
           <w:bCs/>
-          <w:sz w:val="26"/>
-          <w:szCs w:val="26"/>
-          <w:rtl/>
-          <w:lang w:bidi="ar-EG"/>
-        </w:rPr>
-      </w:pPr>
-      <w:r>
-        <w:rPr>
-          <w:rStyle w:val="a6"/>
+          <w:lang w:bidi="ar-SA"/>
+        </w:rPr>
+      </w:pPr>
+      <w:r>
+        <w:rPr>
+          <w:rStyle w:val="FootnoteReference"/>
+          <w:b w:val="0"/>
+          <w:bCs/>
         </w:rPr>
         <w:footnoteRef/>
       </w:r>
       <w:r>
-        <w:t xml:space="preserve"> </w:t>
-      </w:r>
-      <w:r>
-        <w:rPr>
-          <w:rFonts w:hint="cs"/>
+        <w:rPr>
           <w:b/>
           <w:bCs/>
-          <w:sz w:val="26"/>
-          <w:szCs w:val="26"/>
-          <w:rtl/>
-          <w:lang w:bidi="ar-EG"/>
-        </w:rPr>
-        <w:t>في ذلك يدور الأمر حول</w:t>
+          <w:rtl/>
+        </w:rPr>
+        <w:t xml:space="preserve"> </w:t>
       </w:r>
       <w:r>
         <w:rPr>
           <w:rFonts w:hint="cs"/>
           <w:b/>
           <w:bCs/>
-          <w:sz w:val="26"/>
-          <w:szCs w:val="26"/>
-          <w:rtl/>
-          <w:lang w:bidi="ar-EG"/>
-        </w:rPr>
-        <w:t xml:space="preserve"> </w:t>
+          <w:rtl/>
+        </w:rPr>
+        <w:t>الرسالتان تتناول حالة الإنسان أمام الله وتصرفه، في الحقيقة من وجهتي نظر مختلفتين تمامًا. في رسالة رومية هي نظرة الإنسان الذي يعيش في الخطية ويحتاج للخلاص. في رسالة أفسس هي نظرة الله الذي بالنسبة له الإنسان ميت في خطاياه. هو يحتاج للحياة. رسالة رومية ترينا ما فعله الله لكي يسد احتياجنا. رسالة أفسس ترينا كيف يفتح الله قلبه</w:t>
       </w:r>
       <w:r>
         <w:rPr>
           <w:rFonts w:hint="cs"/>
           <w:b/>
           <w:bCs/>
-          <w:sz w:val="26"/>
-          <w:szCs w:val="26"/>
-          <w:rtl/>
-          <w:lang w:bidi="ar-EG"/>
-        </w:rPr>
-        <w:t>المدعوين بالهيلينيين (قارن 6: 1؛ 9: 29؛ 11: 20)، أي يهود يتكلمون اليونانية، الذين قرأوا من الترجمة السبعينية (الترجمة اليونانية للعهد القديم). إنه من المحتمل جدًا، بأن استيفانوس هو كذلك كان هيلينيًا مثلهم (لكن هذا الأمر ليس أكيدًا تمامًا).</w:t>
+          <w:rtl/>
+        </w:rPr>
+        <w:t xml:space="preserve"> ويباركنا </w:t>
+      </w:r>
+      <w:r>
+        <w:rPr>
+          <w:b/>
+          <w:bCs/>
+          <w:rtl/>
+        </w:rPr>
+        <w:t>–</w:t>
+      </w:r>
+      <w:r>
+        <w:rPr>
+          <w:rFonts w:hint="cs"/>
+          <w:b/>
+          <w:bCs/>
+          <w:rtl/>
+        </w:rPr>
+        <w:t xml:space="preserve"> من دون أي صلة باحتياجاتنا </w:t>
+      </w:r>
+      <w:r>
+        <w:rPr>
+          <w:b/>
+          <w:bCs/>
+          <w:rtl/>
+        </w:rPr>
+        <w:t>–</w:t>
+      </w:r>
+      <w:r>
+        <w:rPr>
+          <w:rFonts w:hint="cs"/>
+          <w:b/>
+          <w:bCs/>
+          <w:rtl/>
+        </w:rPr>
+        <w:t xml:space="preserve"> في المسيح بكل بركة روحية في السمويات.</w:t>
+      </w:r>
+    </w:p>
+  </w:footnote>
+  <w:footnote w:id="2">
+    <w:p>
+      <w:pPr>
+        <w:pStyle w:val="FootnoteText"/>
+        <w:rPr>
+          <w:b/>
+          <w:bCs/>
+        </w:rPr>
+      </w:pPr>
+      <w:r>
+        <w:rPr>
+          <w:rStyle w:val="FootnoteReference"/>
+          <w:b w:val="0"/>
+          <w:bCs/>
+        </w:rPr>
+        <w:footnoteRef/>
+      </w:r>
+      <w:r>
+        <w:rPr>
+          <w:b/>
+          <w:bCs/>
+          <w:rtl/>
+        </w:rPr>
+        <w:t xml:space="preserve"> </w:t>
+      </w:r>
+      <w:r>
+        <w:rPr>
+          <w:rFonts w:hint="cs"/>
+          <w:b/>
+          <w:bCs/>
+          <w:rtl/>
+        </w:rPr>
+        <w:t>إنها الحالة في كل الرسائل الأخرى التي كتبها بولس لكنيسة محلية، موضّحة في رسائل كورنثوس، غلاطية وكولوسي.</w:t>
       </w:r>
     </w:p>
   </w:footnote>
@@ -766,14 +1583,127 @@
 </file>
 
 <file path=word/numbering.xml><?xml version="1.0" encoding="utf-8"?>
-<w:numbering xmlns:wpc="http://schemas.microsoft.com/office/word/2010/wordprocessingCanvas" xmlns:cx="http://schemas.microsoft.com/office/drawing/2014/chartex" xmlns:cx1="http://schemas.microsoft.com/office/drawing/2015/9/8/chartex" xmlns:cx2="http://schemas.microsoft.com/office/drawing/2015/10/21/chartex" xmlns:cx3="http://schemas.microsoft.com/office/drawing/2016/5/9/chartex" xmlns:cx4="http://schemas.microsoft.com/office/drawing/2016/5/10/chartex" xmlns:cx5="http://schemas.microsoft.com/office/drawing/2016/5/11/chartex" xmlns:cx6="http://schemas.microsoft.com/office/drawing/2016/5/12/chartex" xmlns:cx7="http://schemas.microsoft.com/office/drawing/2016/5/13/chartex" xmlns:cx8="http://schemas.microsoft.com/office/drawing/2016/5/14/chartex" xmlns:mc="http://schemas.openxmlformats.org/markup-compatibility/2006" xmlns:aink="http://schemas.microsoft.com/office/drawing/2016/ink" xmlns:am3d="http://schemas.microsoft.com/office/drawing/2017/model3d" xmlns:o="urn:schemas-microsoft-com:office:office" xmlns:r="http://schemas.openxmlformats.org/officeDocument/2006/relationships" xmlns:m="http://schemas.openxmlformats.org/officeDocument/2006/math" xmlns:v="urn:schemas-microsoft-com:vml" xmlns:wp14="http://schemas.microsoft.com/office/word/2010/wordprocessingDrawing" xmlns:wp="http://schemas.openxmlformats.org/drawingml/2006/wordprocessingDrawing" xmlns:w10="urn:schemas-microsoft-com:office:word" xmlns:w="http://schemas.openxmlformats.org/wordprocessingml/2006/main" xmlns:w14="http://schemas.microsoft.com/office/word/2010/wordml" xmlns:w15="http://schemas.microsoft.com/office/word/2012/wordml" xmlns:w16cex="http://schemas.microsoft.com/office/word/2018/wordml/cex" xmlns:w16cid="http://schemas.microsoft.com/office/word/2016/wordml/cid" xmlns:w16="http://schemas.microsoft.com/office/word/2018/wordml" xmlns:w16sdtdh="http://schemas.microsoft.com/office/word/2020/wordml/sdtdatahash" xmlns:w16se="http://schemas.microsoft.com/office/word/2015/wordml/symex" xmlns:wpg="http://schemas.microsoft.com/office/word/2010/wordprocessingGroup" xmlns:wpi="http://schemas.microsoft.com/office/word/2010/wordprocessingInk" xmlns:wne="http://schemas.microsoft.com/office/word/2006/wordml" xmlns:wps="http://schemas.microsoft.com/office/word/2010/wordprocessingShape" mc:Ignorable="w14 w15 w16se w16cid w16 w16cex w16sdtdh wp14">
+<w:numbering xmlns:wpc="http://schemas.microsoft.com/office/word/2010/wordprocessingCanvas" xmlns:cx="http://schemas.microsoft.com/office/drawing/2014/chartex" xmlns:cx1="http://schemas.microsoft.com/office/drawing/2015/9/8/chartex" xmlns:cx2="http://schemas.microsoft.com/office/drawing/2015/10/21/chartex" xmlns:cx3="http://schemas.microsoft.com/office/drawing/2016/5/9/chartex" xmlns:cx4="http://schemas.microsoft.com/office/drawing/2016/5/10/chartex" xmlns:cx5="http://schemas.microsoft.com/office/drawing/2016/5/11/chartex" xmlns:cx6="http://schemas.microsoft.com/office/drawing/2016/5/12/chartex" xmlns:cx7="http://schemas.microsoft.com/office/drawing/2016/5/13/chartex" xmlns:cx8="http://schemas.microsoft.com/office/drawing/2016/5/14/chartex" xmlns:mc="http://schemas.openxmlformats.org/markup-compatibility/2006" xmlns:aink="http://schemas.microsoft.com/office/drawing/2016/ink" xmlns:am3d="http://schemas.microsoft.com/office/drawing/2017/model3d" xmlns:o="urn:schemas-microsoft-com:office:office" xmlns:oel="http://schemas.microsoft.com/office/2019/extlst" xmlns:r="http://schemas.openxmlformats.org/officeDocument/2006/relationships" xmlns:m="http://schemas.openxmlformats.org/officeDocument/2006/math" xmlns:v="urn:schemas-microsoft-com:vml" xmlns:wp14="http://schemas.microsoft.com/office/word/2010/wordprocessingDrawing" xmlns:wp="http://schemas.openxmlformats.org/drawingml/2006/wordprocessingDrawing" xmlns:w10="urn:schemas-microsoft-com:office:word" xmlns:w="http://schemas.openxmlformats.org/wordprocessingml/2006/main" xmlns:w14="http://schemas.microsoft.com/office/word/2010/wordml" xmlns:w15="http://schemas.microsoft.com/office/word/2012/wordml" xmlns:w16cex="http://schemas.microsoft.com/office/word/2018/wordml/cex" xmlns:w16cid="http://schemas.microsoft.com/office/word/2016/wordml/cid" xmlns:w16="http://schemas.microsoft.com/office/word/2018/wordml" xmlns:w16sdtdh="http://schemas.microsoft.com/office/word/2020/wordml/sdtdatahash" xmlns:w16se="http://schemas.microsoft.com/office/word/2015/wordml/symex" xmlns:wpg="http://schemas.microsoft.com/office/word/2010/wordprocessingGroup" xmlns:wpi="http://schemas.microsoft.com/office/word/2010/wordprocessingInk" xmlns:wne="http://schemas.microsoft.com/office/word/2006/wordml" xmlns:wps="http://schemas.microsoft.com/office/word/2010/wordprocessingShape" mc:Ignorable="w14 w15 w16se w16cid w16 w16cex w16sdtdh wp14">
   <w:abstractNum w:abstractNumId="0" w15:restartNumberingAfterBreak="0">
-    <w:nsid w:val="14E13E5D"/>
+    <w:nsid w:val="05BD472D"/>
     <w:multiLevelType w:val="hybridMultilevel"/>
-    <w:tmpl w:val="58B80120"/>
-    <w:lvl w:ilvl="0" w:tplc="8BCA6BA6">
-      <w:start w:val="1"/>
-      <w:numFmt w:val="arabicAlpha"/>
+    <w:tmpl w:val="864EE81C"/>
+    <w:lvl w:ilvl="0" w:tplc="113A1BA8">
+      <w:start w:val="1"/>
+      <w:numFmt w:val="bullet"/>
+      <w:lvlText w:val="-"/>
+      <w:lvlJc w:val="left"/>
+      <w:pPr>
+        <w:ind w:left="1080" w:hanging="360"/>
+      </w:pPr>
+      <w:rPr>
+        <w:rFonts w:ascii="Sakkal Majalla" w:eastAsiaTheme="minorHAnsi" w:hAnsi="Sakkal Majalla" w:cs="Sakkal Majalla" w:hint="default"/>
+      </w:rPr>
+    </w:lvl>
+    <w:lvl w:ilvl="1" w:tplc="04090003" w:tentative="1">
+      <w:start w:val="1"/>
+      <w:numFmt w:val="bullet"/>
+      <w:lvlText w:val="o"/>
+      <w:lvlJc w:val="left"/>
+      <w:pPr>
+        <w:ind w:left="1800" w:hanging="360"/>
+      </w:pPr>
+      <w:rPr>
+        <w:rFonts w:ascii="Courier New" w:hAnsi="Courier New" w:cs="Courier New" w:hint="default"/>
+      </w:rPr>
+    </w:lvl>
+    <w:lvl w:ilvl="2" w:tplc="04090005" w:tentative="1">
+      <w:start w:val="1"/>
+      <w:numFmt w:val="bullet"/>
+      <w:lvlText w:val=""/>
+      <w:lvlJc w:val="left"/>
+      <w:pPr>
+        <w:ind w:left="2520" w:hanging="360"/>
+      </w:pPr>
+      <w:rPr>
+        <w:rFonts w:ascii="Wingdings" w:hAnsi="Wingdings" w:hint="default"/>
+      </w:rPr>
+    </w:lvl>
+    <w:lvl w:ilvl="3" w:tplc="04090001" w:tentative="1">
+      <w:start w:val="1"/>
+      <w:numFmt w:val="bullet"/>
+      <w:lvlText w:val=""/>
+      <w:lvlJc w:val="left"/>
+      <w:pPr>
+        <w:ind w:left="3240" w:hanging="360"/>
+      </w:pPr>
+      <w:rPr>
+        <w:rFonts w:ascii="Symbol" w:hAnsi="Symbol" w:hint="default"/>
+      </w:rPr>
+    </w:lvl>
+    <w:lvl w:ilvl="4" w:tplc="04090003" w:tentative="1">
+      <w:start w:val="1"/>
+      <w:numFmt w:val="bullet"/>
+      <w:lvlText w:val="o"/>
+      <w:lvlJc w:val="left"/>
+      <w:pPr>
+        <w:ind w:left="3960" w:hanging="360"/>
+      </w:pPr>
+      <w:rPr>
+        <w:rFonts w:ascii="Courier New" w:hAnsi="Courier New" w:cs="Courier New" w:hint="default"/>
+      </w:rPr>
+    </w:lvl>
+    <w:lvl w:ilvl="5" w:tplc="04090005" w:tentative="1">
+      <w:start w:val="1"/>
+      <w:numFmt w:val="bullet"/>
+      <w:lvlText w:val=""/>
+      <w:lvlJc w:val="left"/>
+      <w:pPr>
+        <w:ind w:left="4680" w:hanging="360"/>
+      </w:pPr>
+      <w:rPr>
+        <w:rFonts w:ascii="Wingdings" w:hAnsi="Wingdings" w:hint="default"/>
+      </w:rPr>
+    </w:lvl>
+    <w:lvl w:ilvl="6" w:tplc="04090001" w:tentative="1">
+      <w:start w:val="1"/>
+      <w:numFmt w:val="bullet"/>
+      <w:lvlText w:val=""/>
+      <w:lvlJc w:val="left"/>
+      <w:pPr>
+        <w:ind w:left="5400" w:hanging="360"/>
+      </w:pPr>
+      <w:rPr>
+        <w:rFonts w:ascii="Symbol" w:hAnsi="Symbol" w:hint="default"/>
+      </w:rPr>
+    </w:lvl>
+    <w:lvl w:ilvl="7" w:tplc="04090003" w:tentative="1">
+      <w:start w:val="1"/>
+      <w:numFmt w:val="bullet"/>
+      <w:lvlText w:val="o"/>
+      <w:lvlJc w:val="left"/>
+      <w:pPr>
+        <w:ind w:left="6120" w:hanging="360"/>
+      </w:pPr>
+      <w:rPr>
+        <w:rFonts w:ascii="Courier New" w:hAnsi="Courier New" w:cs="Courier New" w:hint="default"/>
+      </w:rPr>
+    </w:lvl>
+    <w:lvl w:ilvl="8" w:tplc="04090005" w:tentative="1">
+      <w:start w:val="1"/>
+      <w:numFmt w:val="bullet"/>
+      <w:lvlText w:val=""/>
+      <w:lvlJc w:val="left"/>
+      <w:pPr>
+        <w:ind w:left="6840" w:hanging="360"/>
+      </w:pPr>
+      <w:rPr>
+        <w:rFonts w:ascii="Wingdings" w:hAnsi="Wingdings" w:hint="default"/>
+      </w:rPr>
+    </w:lvl>
+  </w:abstractNum>
+  <w:abstractNum w:abstractNumId="1" w15:restartNumberingAfterBreak="0">
+    <w:nsid w:val="36C611F7"/>
+    <w:multiLevelType w:val="hybridMultilevel"/>
+    <w:tmpl w:val="387665B8"/>
+    <w:lvl w:ilvl="0" w:tplc="0409000F">
+      <w:start w:val="1"/>
+      <w:numFmt w:val="decimal"/>
       <w:lvlText w:val="%1."/>
       <w:lvlJc w:val="left"/>
       <w:pPr>
@@ -783,7 +1713,7 @@
         <w:rFonts w:hint="default"/>
       </w:rPr>
     </w:lvl>
-    <w:lvl w:ilvl="1" w:tplc="20000019" w:tentative="1">
+    <w:lvl w:ilvl="1" w:tplc="04090019" w:tentative="1">
       <w:start w:val="1"/>
       <w:numFmt w:val="lowerLetter"/>
       <w:lvlText w:val="%2."/>
@@ -792,7 +1722,7 @@
         <w:ind w:left="1440" w:hanging="360"/>
       </w:pPr>
     </w:lvl>
-    <w:lvl w:ilvl="2" w:tplc="2000001B" w:tentative="1">
+    <w:lvl w:ilvl="2" w:tplc="0409001B" w:tentative="1">
       <w:start w:val="1"/>
       <w:numFmt w:val="lowerRoman"/>
       <w:lvlText w:val="%3."/>
@@ -801,7 +1731,7 @@
         <w:ind w:left="2160" w:hanging="180"/>
       </w:pPr>
     </w:lvl>
-    <w:lvl w:ilvl="3" w:tplc="2000000F" w:tentative="1">
+    <w:lvl w:ilvl="3" w:tplc="0409000F" w:tentative="1">
       <w:start w:val="1"/>
       <w:numFmt w:val="decimal"/>
       <w:lvlText w:val="%4."/>
@@ -810,7 +1740,7 @@
         <w:ind w:left="2880" w:hanging="360"/>
       </w:pPr>
     </w:lvl>
-    <w:lvl w:ilvl="4" w:tplc="20000019" w:tentative="1">
+    <w:lvl w:ilvl="4" w:tplc="04090019" w:tentative="1">
       <w:start w:val="1"/>
       <w:numFmt w:val="lowerLetter"/>
       <w:lvlText w:val="%5."/>
@@ -819,7 +1749,7 @@
         <w:ind w:left="3600" w:hanging="360"/>
       </w:pPr>
     </w:lvl>
-    <w:lvl w:ilvl="5" w:tplc="2000001B" w:tentative="1">
+    <w:lvl w:ilvl="5" w:tplc="0409001B" w:tentative="1">
       <w:start w:val="1"/>
       <w:numFmt w:val="lowerRoman"/>
       <w:lvlText w:val="%6."/>
@@ -828,7 +1758,7 @@
         <w:ind w:left="4320" w:hanging="180"/>
       </w:pPr>
     </w:lvl>
-    <w:lvl w:ilvl="6" w:tplc="2000000F" w:tentative="1">
+    <w:lvl w:ilvl="6" w:tplc="0409000F" w:tentative="1">
       <w:start w:val="1"/>
       <w:numFmt w:val="decimal"/>
       <w:lvlText w:val="%7."/>
@@ -837,7 +1767,7 @@
         <w:ind w:left="5040" w:hanging="360"/>
       </w:pPr>
     </w:lvl>
-    <w:lvl w:ilvl="7" w:tplc="20000019" w:tentative="1">
+    <w:lvl w:ilvl="7" w:tplc="04090019" w:tentative="1">
       <w:start w:val="1"/>
       <w:numFmt w:val="lowerLetter"/>
       <w:lvlText w:val="%8."/>
@@ -846,7 +1776,7 @@
         <w:ind w:left="5760" w:hanging="360"/>
       </w:pPr>
     </w:lvl>
-    <w:lvl w:ilvl="8" w:tplc="2000001B" w:tentative="1">
+    <w:lvl w:ilvl="8" w:tplc="0409001B" w:tentative="1">
       <w:start w:val="1"/>
       <w:numFmt w:val="lowerRoman"/>
       <w:lvlText w:val="%9."/>
@@ -856,8 +1786,611 @@
       </w:pPr>
     </w:lvl>
   </w:abstractNum>
-  <w:num w:numId="1">
+  <w:abstractNum w:abstractNumId="2" w15:restartNumberingAfterBreak="0">
+    <w:nsid w:val="3F0575B9"/>
+    <w:multiLevelType w:val="hybridMultilevel"/>
+    <w:tmpl w:val="0CD46712"/>
+    <w:lvl w:ilvl="0" w:tplc="C430162C">
+      <w:start w:val="1"/>
+      <w:numFmt w:val="arabicAlpha"/>
+      <w:lvlText w:val="%1."/>
+      <w:lvlJc w:val="left"/>
+      <w:pPr>
+        <w:ind w:left="720" w:hanging="360"/>
+      </w:pPr>
+      <w:rPr>
+        <w:rFonts w:hint="default"/>
+      </w:rPr>
+    </w:lvl>
+    <w:lvl w:ilvl="1" w:tplc="04090019" w:tentative="1">
+      <w:start w:val="1"/>
+      <w:numFmt w:val="lowerLetter"/>
+      <w:lvlText w:val="%2."/>
+      <w:lvlJc w:val="left"/>
+      <w:pPr>
+        <w:ind w:left="1440" w:hanging="360"/>
+      </w:pPr>
+    </w:lvl>
+    <w:lvl w:ilvl="2" w:tplc="0409001B" w:tentative="1">
+      <w:start w:val="1"/>
+      <w:numFmt w:val="lowerRoman"/>
+      <w:lvlText w:val="%3."/>
+      <w:lvlJc w:val="right"/>
+      <w:pPr>
+        <w:ind w:left="2160" w:hanging="180"/>
+      </w:pPr>
+    </w:lvl>
+    <w:lvl w:ilvl="3" w:tplc="0409000F" w:tentative="1">
+      <w:start w:val="1"/>
+      <w:numFmt w:val="decimal"/>
+      <w:lvlText w:val="%4."/>
+      <w:lvlJc w:val="left"/>
+      <w:pPr>
+        <w:ind w:left="2880" w:hanging="360"/>
+      </w:pPr>
+    </w:lvl>
+    <w:lvl w:ilvl="4" w:tplc="04090019" w:tentative="1">
+      <w:start w:val="1"/>
+      <w:numFmt w:val="lowerLetter"/>
+      <w:lvlText w:val="%5."/>
+      <w:lvlJc w:val="left"/>
+      <w:pPr>
+        <w:ind w:left="3600" w:hanging="360"/>
+      </w:pPr>
+    </w:lvl>
+    <w:lvl w:ilvl="5" w:tplc="0409001B" w:tentative="1">
+      <w:start w:val="1"/>
+      <w:numFmt w:val="lowerRoman"/>
+      <w:lvlText w:val="%6."/>
+      <w:lvlJc w:val="right"/>
+      <w:pPr>
+        <w:ind w:left="4320" w:hanging="180"/>
+      </w:pPr>
+    </w:lvl>
+    <w:lvl w:ilvl="6" w:tplc="0409000F" w:tentative="1">
+      <w:start w:val="1"/>
+      <w:numFmt w:val="decimal"/>
+      <w:lvlText w:val="%7."/>
+      <w:lvlJc w:val="left"/>
+      <w:pPr>
+        <w:ind w:left="5040" w:hanging="360"/>
+      </w:pPr>
+    </w:lvl>
+    <w:lvl w:ilvl="7" w:tplc="04090019" w:tentative="1">
+      <w:start w:val="1"/>
+      <w:numFmt w:val="lowerLetter"/>
+      <w:lvlText w:val="%8."/>
+      <w:lvlJc w:val="left"/>
+      <w:pPr>
+        <w:ind w:left="5760" w:hanging="360"/>
+      </w:pPr>
+    </w:lvl>
+    <w:lvl w:ilvl="8" w:tplc="0409001B" w:tentative="1">
+      <w:start w:val="1"/>
+      <w:numFmt w:val="lowerRoman"/>
+      <w:lvlText w:val="%9."/>
+      <w:lvlJc w:val="right"/>
+      <w:pPr>
+        <w:ind w:left="6480" w:hanging="180"/>
+      </w:pPr>
+    </w:lvl>
+  </w:abstractNum>
+  <w:abstractNum w:abstractNumId="3" w15:restartNumberingAfterBreak="0">
+    <w:nsid w:val="446E7102"/>
+    <w:multiLevelType w:val="hybridMultilevel"/>
+    <w:tmpl w:val="EAAC5C04"/>
+    <w:lvl w:ilvl="0" w:tplc="E674A316">
+      <w:start w:val="1"/>
+      <w:numFmt w:val="bullet"/>
+      <w:lvlText w:val=""/>
+      <w:lvlJc w:val="left"/>
+      <w:pPr>
+        <w:ind w:left="720" w:hanging="360"/>
+      </w:pPr>
+      <w:rPr>
+        <w:rFonts w:ascii="Symbol" w:eastAsiaTheme="minorHAnsi" w:hAnsi="Symbol" w:cs="Sakkal Majalla" w:hint="default"/>
+      </w:rPr>
+    </w:lvl>
+    <w:lvl w:ilvl="1" w:tplc="04090003" w:tentative="1">
+      <w:start w:val="1"/>
+      <w:numFmt w:val="bullet"/>
+      <w:lvlText w:val="o"/>
+      <w:lvlJc w:val="left"/>
+      <w:pPr>
+        <w:ind w:left="1440" w:hanging="360"/>
+      </w:pPr>
+      <w:rPr>
+        <w:rFonts w:ascii="Courier New" w:hAnsi="Courier New" w:cs="Courier New" w:hint="default"/>
+      </w:rPr>
+    </w:lvl>
+    <w:lvl w:ilvl="2" w:tplc="04090005" w:tentative="1">
+      <w:start w:val="1"/>
+      <w:numFmt w:val="bullet"/>
+      <w:lvlText w:val=""/>
+      <w:lvlJc w:val="left"/>
+      <w:pPr>
+        <w:ind w:left="2160" w:hanging="360"/>
+      </w:pPr>
+      <w:rPr>
+        <w:rFonts w:ascii="Wingdings" w:hAnsi="Wingdings" w:hint="default"/>
+      </w:rPr>
+    </w:lvl>
+    <w:lvl w:ilvl="3" w:tplc="04090001" w:tentative="1">
+      <w:start w:val="1"/>
+      <w:numFmt w:val="bullet"/>
+      <w:lvlText w:val=""/>
+      <w:lvlJc w:val="left"/>
+      <w:pPr>
+        <w:ind w:left="2880" w:hanging="360"/>
+      </w:pPr>
+      <w:rPr>
+        <w:rFonts w:ascii="Symbol" w:hAnsi="Symbol" w:hint="default"/>
+      </w:rPr>
+    </w:lvl>
+    <w:lvl w:ilvl="4" w:tplc="04090003" w:tentative="1">
+      <w:start w:val="1"/>
+      <w:numFmt w:val="bullet"/>
+      <w:lvlText w:val="o"/>
+      <w:lvlJc w:val="left"/>
+      <w:pPr>
+        <w:ind w:left="3600" w:hanging="360"/>
+      </w:pPr>
+      <w:rPr>
+        <w:rFonts w:ascii="Courier New" w:hAnsi="Courier New" w:cs="Courier New" w:hint="default"/>
+      </w:rPr>
+    </w:lvl>
+    <w:lvl w:ilvl="5" w:tplc="04090005" w:tentative="1">
+      <w:start w:val="1"/>
+      <w:numFmt w:val="bullet"/>
+      <w:lvlText w:val=""/>
+      <w:lvlJc w:val="left"/>
+      <w:pPr>
+        <w:ind w:left="4320" w:hanging="360"/>
+      </w:pPr>
+      <w:rPr>
+        <w:rFonts w:ascii="Wingdings" w:hAnsi="Wingdings" w:hint="default"/>
+      </w:rPr>
+    </w:lvl>
+    <w:lvl w:ilvl="6" w:tplc="04090001" w:tentative="1">
+      <w:start w:val="1"/>
+      <w:numFmt w:val="bullet"/>
+      <w:lvlText w:val=""/>
+      <w:lvlJc w:val="left"/>
+      <w:pPr>
+        <w:ind w:left="5040" w:hanging="360"/>
+      </w:pPr>
+      <w:rPr>
+        <w:rFonts w:ascii="Symbol" w:hAnsi="Symbol" w:hint="default"/>
+      </w:rPr>
+    </w:lvl>
+    <w:lvl w:ilvl="7" w:tplc="04090003" w:tentative="1">
+      <w:start w:val="1"/>
+      <w:numFmt w:val="bullet"/>
+      <w:lvlText w:val="o"/>
+      <w:lvlJc w:val="left"/>
+      <w:pPr>
+        <w:ind w:left="5760" w:hanging="360"/>
+      </w:pPr>
+      <w:rPr>
+        <w:rFonts w:ascii="Courier New" w:hAnsi="Courier New" w:cs="Courier New" w:hint="default"/>
+      </w:rPr>
+    </w:lvl>
+    <w:lvl w:ilvl="8" w:tplc="04090005" w:tentative="1">
+      <w:start w:val="1"/>
+      <w:numFmt w:val="bullet"/>
+      <w:lvlText w:val=""/>
+      <w:lvlJc w:val="left"/>
+      <w:pPr>
+        <w:ind w:left="6480" w:hanging="360"/>
+      </w:pPr>
+      <w:rPr>
+        <w:rFonts w:ascii="Wingdings" w:hAnsi="Wingdings" w:hint="default"/>
+      </w:rPr>
+    </w:lvl>
+  </w:abstractNum>
+  <w:abstractNum w:abstractNumId="4" w15:restartNumberingAfterBreak="0">
+    <w:nsid w:val="4DC136E7"/>
+    <w:multiLevelType w:val="hybridMultilevel"/>
+    <w:tmpl w:val="74008BEA"/>
+    <w:lvl w:ilvl="0" w:tplc="69C2BA1C">
+      <w:start w:val="1"/>
+      <w:numFmt w:val="bullet"/>
+      <w:lvlText w:val="-"/>
+      <w:lvlJc w:val="left"/>
+      <w:pPr>
+        <w:ind w:left="1440" w:hanging="360"/>
+      </w:pPr>
+      <w:rPr>
+        <w:rFonts w:ascii="Sakkal Majalla" w:eastAsiaTheme="minorHAnsi" w:hAnsi="Sakkal Majalla" w:cs="Sakkal Majalla" w:hint="default"/>
+      </w:rPr>
+    </w:lvl>
+    <w:lvl w:ilvl="1" w:tplc="04090003" w:tentative="1">
+      <w:start w:val="1"/>
+      <w:numFmt w:val="bullet"/>
+      <w:lvlText w:val="o"/>
+      <w:lvlJc w:val="left"/>
+      <w:pPr>
+        <w:ind w:left="2160" w:hanging="360"/>
+      </w:pPr>
+      <w:rPr>
+        <w:rFonts w:ascii="Courier New" w:hAnsi="Courier New" w:cs="Courier New" w:hint="default"/>
+      </w:rPr>
+    </w:lvl>
+    <w:lvl w:ilvl="2" w:tplc="04090005" w:tentative="1">
+      <w:start w:val="1"/>
+      <w:numFmt w:val="bullet"/>
+      <w:lvlText w:val=""/>
+      <w:lvlJc w:val="left"/>
+      <w:pPr>
+        <w:ind w:left="2880" w:hanging="360"/>
+      </w:pPr>
+      <w:rPr>
+        <w:rFonts w:ascii="Wingdings" w:hAnsi="Wingdings" w:hint="default"/>
+      </w:rPr>
+    </w:lvl>
+    <w:lvl w:ilvl="3" w:tplc="04090001" w:tentative="1">
+      <w:start w:val="1"/>
+      <w:numFmt w:val="bullet"/>
+      <w:lvlText w:val=""/>
+      <w:lvlJc w:val="left"/>
+      <w:pPr>
+        <w:ind w:left="3600" w:hanging="360"/>
+      </w:pPr>
+      <w:rPr>
+        <w:rFonts w:ascii="Symbol" w:hAnsi="Symbol" w:hint="default"/>
+      </w:rPr>
+    </w:lvl>
+    <w:lvl w:ilvl="4" w:tplc="04090003" w:tentative="1">
+      <w:start w:val="1"/>
+      <w:numFmt w:val="bullet"/>
+      <w:lvlText w:val="o"/>
+      <w:lvlJc w:val="left"/>
+      <w:pPr>
+        <w:ind w:left="4320" w:hanging="360"/>
+      </w:pPr>
+      <w:rPr>
+        <w:rFonts w:ascii="Courier New" w:hAnsi="Courier New" w:cs="Courier New" w:hint="default"/>
+      </w:rPr>
+    </w:lvl>
+    <w:lvl w:ilvl="5" w:tplc="04090005" w:tentative="1">
+      <w:start w:val="1"/>
+      <w:numFmt w:val="bullet"/>
+      <w:lvlText w:val=""/>
+      <w:lvlJc w:val="left"/>
+      <w:pPr>
+        <w:ind w:left="5040" w:hanging="360"/>
+      </w:pPr>
+      <w:rPr>
+        <w:rFonts w:ascii="Wingdings" w:hAnsi="Wingdings" w:hint="default"/>
+      </w:rPr>
+    </w:lvl>
+    <w:lvl w:ilvl="6" w:tplc="04090001" w:tentative="1">
+      <w:start w:val="1"/>
+      <w:numFmt w:val="bullet"/>
+      <w:lvlText w:val=""/>
+      <w:lvlJc w:val="left"/>
+      <w:pPr>
+        <w:ind w:left="5760" w:hanging="360"/>
+      </w:pPr>
+      <w:rPr>
+        <w:rFonts w:ascii="Symbol" w:hAnsi="Symbol" w:hint="default"/>
+      </w:rPr>
+    </w:lvl>
+    <w:lvl w:ilvl="7" w:tplc="04090003" w:tentative="1">
+      <w:start w:val="1"/>
+      <w:numFmt w:val="bullet"/>
+      <w:lvlText w:val="o"/>
+      <w:lvlJc w:val="left"/>
+      <w:pPr>
+        <w:ind w:left="6480" w:hanging="360"/>
+      </w:pPr>
+      <w:rPr>
+        <w:rFonts w:ascii="Courier New" w:hAnsi="Courier New" w:cs="Courier New" w:hint="default"/>
+      </w:rPr>
+    </w:lvl>
+    <w:lvl w:ilvl="8" w:tplc="04090005" w:tentative="1">
+      <w:start w:val="1"/>
+      <w:numFmt w:val="bullet"/>
+      <w:lvlText w:val=""/>
+      <w:lvlJc w:val="left"/>
+      <w:pPr>
+        <w:ind w:left="7200" w:hanging="360"/>
+      </w:pPr>
+      <w:rPr>
+        <w:rFonts w:ascii="Wingdings" w:hAnsi="Wingdings" w:hint="default"/>
+      </w:rPr>
+    </w:lvl>
+  </w:abstractNum>
+  <w:abstractNum w:abstractNumId="5" w15:restartNumberingAfterBreak="0">
+    <w:nsid w:val="4E2F2417"/>
+    <w:multiLevelType w:val="hybridMultilevel"/>
+    <w:tmpl w:val="F46ED96A"/>
+    <w:lvl w:ilvl="0" w:tplc="0409000F">
+      <w:start w:val="1"/>
+      <w:numFmt w:val="decimal"/>
+      <w:lvlText w:val="%1."/>
+      <w:lvlJc w:val="left"/>
+      <w:pPr>
+        <w:ind w:left="720" w:hanging="360"/>
+      </w:pPr>
+      <w:rPr>
+        <w:rFonts w:hint="default"/>
+      </w:rPr>
+    </w:lvl>
+    <w:lvl w:ilvl="1" w:tplc="04090019" w:tentative="1">
+      <w:start w:val="1"/>
+      <w:numFmt w:val="lowerLetter"/>
+      <w:lvlText w:val="%2."/>
+      <w:lvlJc w:val="left"/>
+      <w:pPr>
+        <w:ind w:left="1440" w:hanging="360"/>
+      </w:pPr>
+    </w:lvl>
+    <w:lvl w:ilvl="2" w:tplc="0409001B" w:tentative="1">
+      <w:start w:val="1"/>
+      <w:numFmt w:val="lowerRoman"/>
+      <w:lvlText w:val="%3."/>
+      <w:lvlJc w:val="right"/>
+      <w:pPr>
+        <w:ind w:left="2160" w:hanging="180"/>
+      </w:pPr>
+    </w:lvl>
+    <w:lvl w:ilvl="3" w:tplc="0409000F" w:tentative="1">
+      <w:start w:val="1"/>
+      <w:numFmt w:val="decimal"/>
+      <w:lvlText w:val="%4."/>
+      <w:lvlJc w:val="left"/>
+      <w:pPr>
+        <w:ind w:left="2880" w:hanging="360"/>
+      </w:pPr>
+    </w:lvl>
+    <w:lvl w:ilvl="4" w:tplc="04090019" w:tentative="1">
+      <w:start w:val="1"/>
+      <w:numFmt w:val="lowerLetter"/>
+      <w:lvlText w:val="%5."/>
+      <w:lvlJc w:val="left"/>
+      <w:pPr>
+        <w:ind w:left="3600" w:hanging="360"/>
+      </w:pPr>
+    </w:lvl>
+    <w:lvl w:ilvl="5" w:tplc="0409001B" w:tentative="1">
+      <w:start w:val="1"/>
+      <w:numFmt w:val="lowerRoman"/>
+      <w:lvlText w:val="%6."/>
+      <w:lvlJc w:val="right"/>
+      <w:pPr>
+        <w:ind w:left="4320" w:hanging="180"/>
+      </w:pPr>
+    </w:lvl>
+    <w:lvl w:ilvl="6" w:tplc="0409000F" w:tentative="1">
+      <w:start w:val="1"/>
+      <w:numFmt w:val="decimal"/>
+      <w:lvlText w:val="%7."/>
+      <w:lvlJc w:val="left"/>
+      <w:pPr>
+        <w:ind w:left="5040" w:hanging="360"/>
+      </w:pPr>
+    </w:lvl>
+    <w:lvl w:ilvl="7" w:tplc="04090019" w:tentative="1">
+      <w:start w:val="1"/>
+      <w:numFmt w:val="lowerLetter"/>
+      <w:lvlText w:val="%8."/>
+      <w:lvlJc w:val="left"/>
+      <w:pPr>
+        <w:ind w:left="5760" w:hanging="360"/>
+      </w:pPr>
+    </w:lvl>
+    <w:lvl w:ilvl="8" w:tplc="0409001B" w:tentative="1">
+      <w:start w:val="1"/>
+      <w:numFmt w:val="lowerRoman"/>
+      <w:lvlText w:val="%9."/>
+      <w:lvlJc w:val="right"/>
+      <w:pPr>
+        <w:ind w:left="6480" w:hanging="180"/>
+      </w:pPr>
+    </w:lvl>
+  </w:abstractNum>
+  <w:abstractNum w:abstractNumId="6" w15:restartNumberingAfterBreak="0">
+    <w:nsid w:val="59BF4B81"/>
+    <w:multiLevelType w:val="hybridMultilevel"/>
+    <w:tmpl w:val="BD7249DA"/>
+    <w:lvl w:ilvl="0" w:tplc="0409000F">
+      <w:start w:val="1"/>
+      <w:numFmt w:val="decimal"/>
+      <w:lvlText w:val="%1."/>
+      <w:lvlJc w:val="left"/>
+      <w:pPr>
+        <w:ind w:left="720" w:hanging="360"/>
+      </w:pPr>
+      <w:rPr>
+        <w:rFonts w:hint="default"/>
+      </w:rPr>
+    </w:lvl>
+    <w:lvl w:ilvl="1" w:tplc="04090019" w:tentative="1">
+      <w:start w:val="1"/>
+      <w:numFmt w:val="lowerLetter"/>
+      <w:lvlText w:val="%2."/>
+      <w:lvlJc w:val="left"/>
+      <w:pPr>
+        <w:ind w:left="1440" w:hanging="360"/>
+      </w:pPr>
+    </w:lvl>
+    <w:lvl w:ilvl="2" w:tplc="0409001B" w:tentative="1">
+      <w:start w:val="1"/>
+      <w:numFmt w:val="lowerRoman"/>
+      <w:lvlText w:val="%3."/>
+      <w:lvlJc w:val="right"/>
+      <w:pPr>
+        <w:ind w:left="2160" w:hanging="180"/>
+      </w:pPr>
+    </w:lvl>
+    <w:lvl w:ilvl="3" w:tplc="0409000F" w:tentative="1">
+      <w:start w:val="1"/>
+      <w:numFmt w:val="decimal"/>
+      <w:lvlText w:val="%4."/>
+      <w:lvlJc w:val="left"/>
+      <w:pPr>
+        <w:ind w:left="2880" w:hanging="360"/>
+      </w:pPr>
+    </w:lvl>
+    <w:lvl w:ilvl="4" w:tplc="04090019" w:tentative="1">
+      <w:start w:val="1"/>
+      <w:numFmt w:val="lowerLetter"/>
+      <w:lvlText w:val="%5."/>
+      <w:lvlJc w:val="left"/>
+      <w:pPr>
+        <w:ind w:left="3600" w:hanging="360"/>
+      </w:pPr>
+    </w:lvl>
+    <w:lvl w:ilvl="5" w:tplc="0409001B" w:tentative="1">
+      <w:start w:val="1"/>
+      <w:numFmt w:val="lowerRoman"/>
+      <w:lvlText w:val="%6."/>
+      <w:lvlJc w:val="right"/>
+      <w:pPr>
+        <w:ind w:left="4320" w:hanging="180"/>
+      </w:pPr>
+    </w:lvl>
+    <w:lvl w:ilvl="6" w:tplc="0409000F" w:tentative="1">
+      <w:start w:val="1"/>
+      <w:numFmt w:val="decimal"/>
+      <w:lvlText w:val="%7."/>
+      <w:lvlJc w:val="left"/>
+      <w:pPr>
+        <w:ind w:left="5040" w:hanging="360"/>
+      </w:pPr>
+    </w:lvl>
+    <w:lvl w:ilvl="7" w:tplc="04090019" w:tentative="1">
+      <w:start w:val="1"/>
+      <w:numFmt w:val="lowerLetter"/>
+      <w:lvlText w:val="%8."/>
+      <w:lvlJc w:val="left"/>
+      <w:pPr>
+        <w:ind w:left="5760" w:hanging="360"/>
+      </w:pPr>
+    </w:lvl>
+    <w:lvl w:ilvl="8" w:tplc="0409001B" w:tentative="1">
+      <w:start w:val="1"/>
+      <w:numFmt w:val="lowerRoman"/>
+      <w:lvlText w:val="%9."/>
+      <w:lvlJc w:val="right"/>
+      <w:pPr>
+        <w:ind w:left="6480" w:hanging="180"/>
+      </w:pPr>
+    </w:lvl>
+  </w:abstractNum>
+  <w:abstractNum w:abstractNumId="7" w15:restartNumberingAfterBreak="0">
+    <w:nsid w:val="5E9A003F"/>
+    <w:multiLevelType w:val="hybridMultilevel"/>
+    <w:tmpl w:val="3EEC46A2"/>
+    <w:lvl w:ilvl="0" w:tplc="03902928">
+      <w:start w:val="1"/>
+      <w:numFmt w:val="arabicAlpha"/>
+      <w:lvlText w:val="%1)"/>
+      <w:lvlJc w:val="left"/>
+      <w:pPr>
+        <w:ind w:left="1080" w:hanging="360"/>
+      </w:pPr>
+      <w:rPr>
+        <w:rFonts w:hint="default"/>
+      </w:rPr>
+    </w:lvl>
+    <w:lvl w:ilvl="1" w:tplc="04090019" w:tentative="1">
+      <w:start w:val="1"/>
+      <w:numFmt w:val="lowerLetter"/>
+      <w:lvlText w:val="%2."/>
+      <w:lvlJc w:val="left"/>
+      <w:pPr>
+        <w:ind w:left="1800" w:hanging="360"/>
+      </w:pPr>
+    </w:lvl>
+    <w:lvl w:ilvl="2" w:tplc="0409001B" w:tentative="1">
+      <w:start w:val="1"/>
+      <w:numFmt w:val="lowerRoman"/>
+      <w:lvlText w:val="%3."/>
+      <w:lvlJc w:val="right"/>
+      <w:pPr>
+        <w:ind w:left="2520" w:hanging="180"/>
+      </w:pPr>
+    </w:lvl>
+    <w:lvl w:ilvl="3" w:tplc="0409000F" w:tentative="1">
+      <w:start w:val="1"/>
+      <w:numFmt w:val="decimal"/>
+      <w:lvlText w:val="%4."/>
+      <w:lvlJc w:val="left"/>
+      <w:pPr>
+        <w:ind w:left="3240" w:hanging="360"/>
+      </w:pPr>
+    </w:lvl>
+    <w:lvl w:ilvl="4" w:tplc="04090019" w:tentative="1">
+      <w:start w:val="1"/>
+      <w:numFmt w:val="lowerLetter"/>
+      <w:lvlText w:val="%5."/>
+      <w:lvlJc w:val="left"/>
+      <w:pPr>
+        <w:ind w:left="3960" w:hanging="360"/>
+      </w:pPr>
+    </w:lvl>
+    <w:lvl w:ilvl="5" w:tplc="0409001B" w:tentative="1">
+      <w:start w:val="1"/>
+      <w:numFmt w:val="lowerRoman"/>
+      <w:lvlText w:val="%6."/>
+      <w:lvlJc w:val="right"/>
+      <w:pPr>
+        <w:ind w:left="4680" w:hanging="180"/>
+      </w:pPr>
+    </w:lvl>
+    <w:lvl w:ilvl="6" w:tplc="0409000F" w:tentative="1">
+      <w:start w:val="1"/>
+      <w:numFmt w:val="decimal"/>
+      <w:lvlText w:val="%7."/>
+      <w:lvlJc w:val="left"/>
+      <w:pPr>
+        <w:ind w:left="5400" w:hanging="360"/>
+      </w:pPr>
+    </w:lvl>
+    <w:lvl w:ilvl="7" w:tplc="04090019" w:tentative="1">
+      <w:start w:val="1"/>
+      <w:numFmt w:val="lowerLetter"/>
+      <w:lvlText w:val="%8."/>
+      <w:lvlJc w:val="left"/>
+      <w:pPr>
+        <w:ind w:left="6120" w:hanging="360"/>
+      </w:pPr>
+    </w:lvl>
+    <w:lvl w:ilvl="8" w:tplc="0409001B" w:tentative="1">
+      <w:start w:val="1"/>
+      <w:numFmt w:val="lowerRoman"/>
+      <w:lvlText w:val="%9."/>
+      <w:lvlJc w:val="right"/>
+      <w:pPr>
+        <w:ind w:left="6840" w:hanging="180"/>
+      </w:pPr>
+    </w:lvl>
+  </w:abstractNum>
+  <w:num w:numId="1" w16cid:durableId="1464814627">
+    <w:abstractNumId w:val="1"/>
+  </w:num>
+  <w:num w:numId="2" w16cid:durableId="1632009199">
+    <w:abstractNumId w:val="6"/>
+  </w:num>
+  <w:num w:numId="3" w16cid:durableId="1873760404">
+    <w:abstractNumId w:val="7"/>
+  </w:num>
+  <w:num w:numId="4" w16cid:durableId="866531167">
     <w:abstractNumId w:val="0"/>
+  </w:num>
+  <w:num w:numId="5" w16cid:durableId="1824854935">
+    <w:abstractNumId w:val="4"/>
+  </w:num>
+  <w:num w:numId="6" w16cid:durableId="162935643">
+    <w:abstractNumId w:val="2"/>
+  </w:num>
+  <w:num w:numId="7" w16cid:durableId="2110462649">
+    <w:abstractNumId w:val="3"/>
+  </w:num>
+  <w:num w:numId="8" w16cid:durableId="1834906998">
+    <w:abstractNumId w:val="5"/>
   </w:num>
 </w:numbering>
 </file>
@@ -868,14 +2401,18 @@
     <w:rPrDefault>
       <w:rPr>
         <w:rFonts w:ascii="Sakkal Majalla" w:eastAsiaTheme="minorHAnsi" w:hAnsi="Sakkal Majalla" w:cs="Sakkal Majalla"/>
+        <w:kern w:val="2"/>
         <w:sz w:val="28"/>
         <w:szCs w:val="28"/>
-        <w:lang w:val="en-IL" w:eastAsia="en-US" w:bidi="ar-SA"/>
+        <w:lang w:val="en-US" w:eastAsia="en-US" w:bidi="he-IL"/>
+        <w14:ligatures w14:val="standardContextual"/>
       </w:rPr>
     </w:rPrDefault>
     <w:pPrDefault>
       <w:pPr>
+        <w:bidi/>
         <w:spacing w:after="160" w:line="259" w:lineRule="auto"/>
+        <w:jc w:val="both"/>
       </w:pPr>
     </w:pPrDefault>
   </w:docDefaults>
@@ -918,7 +2455,7 @@
     <w:lsdException w:name="table of figures" w:semiHidden="1" w:unhideWhenUsed="1"/>
     <w:lsdException w:name="envelope address" w:semiHidden="1" w:unhideWhenUsed="1"/>
     <w:lsdException w:name="envelope return" w:semiHidden="1" w:unhideWhenUsed="1"/>
-    <w:lsdException w:name="footnote reference" w:semiHidden="1" w:unhideWhenUsed="1"/>
+    <w:lsdException w:name="footnote reference" w:semiHidden="1" w:unhideWhenUsed="1" w:qFormat="1"/>
     <w:lsdException w:name="annotation reference" w:semiHidden="1" w:unhideWhenUsed="1"/>
     <w:lsdException w:name="line number" w:semiHidden="1" w:unhideWhenUsed="1"/>
     <w:lsdException w:name="page number" w:semiHidden="1" w:unhideWhenUsed="1"/>
@@ -1257,17 +2794,218 @@
     <w:lsdException w:name="Unresolved Mention" w:semiHidden="1" w:unhideWhenUsed="1"/>
     <w:lsdException w:name="Smart Link" w:semiHidden="1" w:unhideWhenUsed="1"/>
   </w:latentStyles>
-  <w:style w:type="paragraph" w:default="1" w:styleId="a">
+  <w:style w:type="paragraph" w:default="1" w:styleId="Normal">
     <w:name w:val="Normal"/>
     <w:qFormat/>
-  </w:style>
-  <w:style w:type="character" w:default="1" w:styleId="a0">
+    <w:rPr>
+      <w:noProof/>
+      <w:lang w:bidi="ar-EG"/>
+    </w:rPr>
+  </w:style>
+  <w:style w:type="paragraph" w:styleId="Heading1">
+    <w:name w:val="heading 1"/>
+    <w:basedOn w:val="Normal"/>
+    <w:next w:val="Normal"/>
+    <w:link w:val="Heading1Char"/>
+    <w:uiPriority w:val="9"/>
+    <w:qFormat/>
+    <w:rsid w:val="00034E95"/>
+    <w:pPr>
+      <w:keepNext/>
+      <w:keepLines/>
+      <w:spacing w:before="360" w:after="80"/>
+      <w:outlineLvl w:val="0"/>
+    </w:pPr>
+    <w:rPr>
+      <w:rFonts w:asciiTheme="majorHAnsi" w:eastAsiaTheme="majorEastAsia" w:hAnsiTheme="majorHAnsi" w:cstheme="majorBidi"/>
+      <w:color w:val="2F5496" w:themeColor="accent1" w:themeShade="BF"/>
+      <w:sz w:val="40"/>
+      <w:szCs w:val="40"/>
+    </w:rPr>
+  </w:style>
+  <w:style w:type="paragraph" w:styleId="Heading2">
+    <w:name w:val="heading 2"/>
+    <w:basedOn w:val="Normal"/>
+    <w:next w:val="Normal"/>
+    <w:link w:val="Heading2Char"/>
+    <w:uiPriority w:val="9"/>
+    <w:semiHidden/>
+    <w:unhideWhenUsed/>
+    <w:qFormat/>
+    <w:rsid w:val="00034E95"/>
+    <w:pPr>
+      <w:keepNext/>
+      <w:keepLines/>
+      <w:spacing w:before="160" w:after="80"/>
+      <w:outlineLvl w:val="1"/>
+    </w:pPr>
+    <w:rPr>
+      <w:rFonts w:asciiTheme="majorHAnsi" w:eastAsiaTheme="majorEastAsia" w:hAnsiTheme="majorHAnsi" w:cstheme="majorBidi"/>
+      <w:color w:val="2F5496" w:themeColor="accent1" w:themeShade="BF"/>
+      <w:sz w:val="32"/>
+      <w:szCs w:val="32"/>
+    </w:rPr>
+  </w:style>
+  <w:style w:type="paragraph" w:styleId="Heading3">
+    <w:name w:val="heading 3"/>
+    <w:basedOn w:val="Normal"/>
+    <w:next w:val="Normal"/>
+    <w:link w:val="Heading3Char"/>
+    <w:uiPriority w:val="9"/>
+    <w:semiHidden/>
+    <w:unhideWhenUsed/>
+    <w:qFormat/>
+    <w:rsid w:val="00034E95"/>
+    <w:pPr>
+      <w:keepNext/>
+      <w:keepLines/>
+      <w:spacing w:before="160" w:after="80"/>
+      <w:outlineLvl w:val="2"/>
+    </w:pPr>
+    <w:rPr>
+      <w:rFonts w:asciiTheme="minorHAnsi" w:eastAsiaTheme="majorEastAsia" w:hAnsiTheme="minorHAnsi" w:cstheme="majorBidi"/>
+      <w:color w:val="2F5496" w:themeColor="accent1" w:themeShade="BF"/>
+    </w:rPr>
+  </w:style>
+  <w:style w:type="paragraph" w:styleId="Heading4">
+    <w:name w:val="heading 4"/>
+    <w:basedOn w:val="Normal"/>
+    <w:next w:val="Normal"/>
+    <w:link w:val="Heading4Char"/>
+    <w:uiPriority w:val="9"/>
+    <w:semiHidden/>
+    <w:unhideWhenUsed/>
+    <w:qFormat/>
+    <w:rsid w:val="00034E95"/>
+    <w:pPr>
+      <w:keepNext/>
+      <w:keepLines/>
+      <w:spacing w:before="80" w:after="40"/>
+      <w:outlineLvl w:val="3"/>
+    </w:pPr>
+    <w:rPr>
+      <w:rFonts w:asciiTheme="minorHAnsi" w:eastAsiaTheme="majorEastAsia" w:hAnsiTheme="minorHAnsi" w:cstheme="majorBidi"/>
+      <w:i/>
+      <w:iCs/>
+      <w:color w:val="2F5496" w:themeColor="accent1" w:themeShade="BF"/>
+    </w:rPr>
+  </w:style>
+  <w:style w:type="paragraph" w:styleId="Heading5">
+    <w:name w:val="heading 5"/>
+    <w:basedOn w:val="Normal"/>
+    <w:next w:val="Normal"/>
+    <w:link w:val="Heading5Char"/>
+    <w:uiPriority w:val="9"/>
+    <w:semiHidden/>
+    <w:unhideWhenUsed/>
+    <w:qFormat/>
+    <w:rsid w:val="00034E95"/>
+    <w:pPr>
+      <w:keepNext/>
+      <w:keepLines/>
+      <w:spacing w:before="80" w:after="40"/>
+      <w:outlineLvl w:val="4"/>
+    </w:pPr>
+    <w:rPr>
+      <w:rFonts w:asciiTheme="minorHAnsi" w:eastAsiaTheme="majorEastAsia" w:hAnsiTheme="minorHAnsi" w:cstheme="majorBidi"/>
+      <w:color w:val="2F5496" w:themeColor="accent1" w:themeShade="BF"/>
+    </w:rPr>
+  </w:style>
+  <w:style w:type="paragraph" w:styleId="Heading6">
+    <w:name w:val="heading 6"/>
+    <w:basedOn w:val="Normal"/>
+    <w:next w:val="Normal"/>
+    <w:link w:val="Heading6Char"/>
+    <w:uiPriority w:val="9"/>
+    <w:semiHidden/>
+    <w:unhideWhenUsed/>
+    <w:qFormat/>
+    <w:rsid w:val="00034E95"/>
+    <w:pPr>
+      <w:keepNext/>
+      <w:keepLines/>
+      <w:spacing w:before="40" w:after="0"/>
+      <w:outlineLvl w:val="5"/>
+    </w:pPr>
+    <w:rPr>
+      <w:rFonts w:asciiTheme="minorHAnsi" w:eastAsiaTheme="majorEastAsia" w:hAnsiTheme="minorHAnsi" w:cstheme="majorBidi"/>
+      <w:i/>
+      <w:iCs/>
+      <w:color w:val="595959" w:themeColor="text1" w:themeTint="A6"/>
+    </w:rPr>
+  </w:style>
+  <w:style w:type="paragraph" w:styleId="Heading7">
+    <w:name w:val="heading 7"/>
+    <w:basedOn w:val="Normal"/>
+    <w:next w:val="Normal"/>
+    <w:link w:val="Heading7Char"/>
+    <w:uiPriority w:val="9"/>
+    <w:semiHidden/>
+    <w:unhideWhenUsed/>
+    <w:qFormat/>
+    <w:rsid w:val="00034E95"/>
+    <w:pPr>
+      <w:keepNext/>
+      <w:keepLines/>
+      <w:spacing w:before="40" w:after="0"/>
+      <w:outlineLvl w:val="6"/>
+    </w:pPr>
+    <w:rPr>
+      <w:rFonts w:asciiTheme="minorHAnsi" w:eastAsiaTheme="majorEastAsia" w:hAnsiTheme="minorHAnsi" w:cstheme="majorBidi"/>
+      <w:color w:val="595959" w:themeColor="text1" w:themeTint="A6"/>
+    </w:rPr>
+  </w:style>
+  <w:style w:type="paragraph" w:styleId="Heading8">
+    <w:name w:val="heading 8"/>
+    <w:basedOn w:val="Normal"/>
+    <w:next w:val="Normal"/>
+    <w:link w:val="Heading8Char"/>
+    <w:uiPriority w:val="9"/>
+    <w:semiHidden/>
+    <w:unhideWhenUsed/>
+    <w:qFormat/>
+    <w:rsid w:val="00034E95"/>
+    <w:pPr>
+      <w:keepNext/>
+      <w:keepLines/>
+      <w:spacing w:after="0"/>
+      <w:outlineLvl w:val="7"/>
+    </w:pPr>
+    <w:rPr>
+      <w:rFonts w:asciiTheme="minorHAnsi" w:eastAsiaTheme="majorEastAsia" w:hAnsiTheme="minorHAnsi" w:cstheme="majorBidi"/>
+      <w:i/>
+      <w:iCs/>
+      <w:color w:val="272727" w:themeColor="text1" w:themeTint="D8"/>
+    </w:rPr>
+  </w:style>
+  <w:style w:type="paragraph" w:styleId="Heading9">
+    <w:name w:val="heading 9"/>
+    <w:basedOn w:val="Normal"/>
+    <w:next w:val="Normal"/>
+    <w:link w:val="Heading9Char"/>
+    <w:uiPriority w:val="9"/>
+    <w:semiHidden/>
+    <w:unhideWhenUsed/>
+    <w:qFormat/>
+    <w:rsid w:val="00034E95"/>
+    <w:pPr>
+      <w:keepNext/>
+      <w:keepLines/>
+      <w:spacing w:after="0"/>
+      <w:outlineLvl w:val="8"/>
+    </w:pPr>
+    <w:rPr>
+      <w:rFonts w:asciiTheme="minorHAnsi" w:eastAsiaTheme="majorEastAsia" w:hAnsiTheme="minorHAnsi" w:cstheme="majorBidi"/>
+      <w:color w:val="272727" w:themeColor="text1" w:themeTint="D8"/>
+    </w:rPr>
+  </w:style>
+  <w:style w:type="character" w:default="1" w:styleId="DefaultParagraphFont">
     <w:name w:val="Default Paragraph Font"/>
     <w:uiPriority w:val="1"/>
     <w:semiHidden/>
     <w:unhideWhenUsed/>
   </w:style>
-  <w:style w:type="table" w:default="1" w:styleId="a1">
+  <w:style w:type="table" w:default="1" w:styleId="TableNormal">
     <w:name w:val="Normal Table"/>
     <w:uiPriority w:val="99"/>
     <w:semiHidden/>
@@ -1282,43 +3020,380 @@
       </w:tblCellMar>
     </w:tblPr>
   </w:style>
-  <w:style w:type="numbering" w:default="1" w:styleId="a2">
+  <w:style w:type="numbering" w:default="1" w:styleId="NoList">
     <w:name w:val="No List"/>
     <w:uiPriority w:val="99"/>
     <w:semiHidden/>
     <w:unhideWhenUsed/>
   </w:style>
+  <w:style w:type="character" w:styleId="FootnoteReference">
+    <w:name w:val="footnote reference"/>
+    <w:basedOn w:val="DefaultParagraphFont"/>
+    <w:uiPriority w:val="99"/>
+    <w:semiHidden/>
+    <w:unhideWhenUsed/>
+    <w:qFormat/>
+    <w:rsid w:val="00EC5C84"/>
+    <w:rPr>
+      <w:rFonts w:ascii="Sakkal Majalla" w:hAnsi="Sakkal Majalla"/>
+      <w:b/>
+      <w:sz w:val="26"/>
+      <w:vertAlign w:val="superscript"/>
+    </w:rPr>
+  </w:style>
+  <w:style w:type="character" w:customStyle="1" w:styleId="Heading1Char">
+    <w:name w:val="Heading 1 Char"/>
+    <w:basedOn w:val="DefaultParagraphFont"/>
+    <w:link w:val="Heading1"/>
+    <w:uiPriority w:val="9"/>
+    <w:rsid w:val="00034E95"/>
+    <w:rPr>
+      <w:rFonts w:asciiTheme="majorHAnsi" w:eastAsiaTheme="majorEastAsia" w:hAnsiTheme="majorHAnsi" w:cstheme="majorBidi"/>
+      <w:noProof/>
+      <w:color w:val="2F5496" w:themeColor="accent1" w:themeShade="BF"/>
+      <w:sz w:val="40"/>
+      <w:szCs w:val="40"/>
+      <w:lang w:bidi="ar-EG"/>
+    </w:rPr>
+  </w:style>
+  <w:style w:type="character" w:customStyle="1" w:styleId="Heading2Char">
+    <w:name w:val="Heading 2 Char"/>
+    <w:basedOn w:val="DefaultParagraphFont"/>
+    <w:link w:val="Heading2"/>
+    <w:uiPriority w:val="9"/>
+    <w:semiHidden/>
+    <w:rsid w:val="00034E95"/>
+    <w:rPr>
+      <w:rFonts w:asciiTheme="majorHAnsi" w:eastAsiaTheme="majorEastAsia" w:hAnsiTheme="majorHAnsi" w:cstheme="majorBidi"/>
+      <w:noProof/>
+      <w:color w:val="2F5496" w:themeColor="accent1" w:themeShade="BF"/>
+      <w:sz w:val="32"/>
+      <w:szCs w:val="32"/>
+      <w:lang w:bidi="ar-EG"/>
+    </w:rPr>
+  </w:style>
+  <w:style w:type="character" w:customStyle="1" w:styleId="Heading3Char">
+    <w:name w:val="Heading 3 Char"/>
+    <w:basedOn w:val="DefaultParagraphFont"/>
+    <w:link w:val="Heading3"/>
+    <w:uiPriority w:val="9"/>
+    <w:semiHidden/>
+    <w:rsid w:val="00034E95"/>
+    <w:rPr>
+      <w:rFonts w:asciiTheme="minorHAnsi" w:eastAsiaTheme="majorEastAsia" w:hAnsiTheme="minorHAnsi" w:cstheme="majorBidi"/>
+      <w:noProof/>
+      <w:color w:val="2F5496" w:themeColor="accent1" w:themeShade="BF"/>
+      <w:lang w:bidi="ar-EG"/>
+    </w:rPr>
+  </w:style>
+  <w:style w:type="character" w:customStyle="1" w:styleId="Heading4Char">
+    <w:name w:val="Heading 4 Char"/>
+    <w:basedOn w:val="DefaultParagraphFont"/>
+    <w:link w:val="Heading4"/>
+    <w:uiPriority w:val="9"/>
+    <w:semiHidden/>
+    <w:rsid w:val="00034E95"/>
+    <w:rPr>
+      <w:rFonts w:asciiTheme="minorHAnsi" w:eastAsiaTheme="majorEastAsia" w:hAnsiTheme="minorHAnsi" w:cstheme="majorBidi"/>
+      <w:i/>
+      <w:iCs/>
+      <w:noProof/>
+      <w:color w:val="2F5496" w:themeColor="accent1" w:themeShade="BF"/>
+      <w:lang w:bidi="ar-EG"/>
+    </w:rPr>
+  </w:style>
+  <w:style w:type="character" w:customStyle="1" w:styleId="Heading5Char">
+    <w:name w:val="Heading 5 Char"/>
+    <w:basedOn w:val="DefaultParagraphFont"/>
+    <w:link w:val="Heading5"/>
+    <w:uiPriority w:val="9"/>
+    <w:semiHidden/>
+    <w:rsid w:val="00034E95"/>
+    <w:rPr>
+      <w:rFonts w:asciiTheme="minorHAnsi" w:eastAsiaTheme="majorEastAsia" w:hAnsiTheme="minorHAnsi" w:cstheme="majorBidi"/>
+      <w:noProof/>
+      <w:color w:val="2F5496" w:themeColor="accent1" w:themeShade="BF"/>
+      <w:lang w:bidi="ar-EG"/>
+    </w:rPr>
+  </w:style>
+  <w:style w:type="character" w:customStyle="1" w:styleId="Heading6Char">
+    <w:name w:val="Heading 6 Char"/>
+    <w:basedOn w:val="DefaultParagraphFont"/>
+    <w:link w:val="Heading6"/>
+    <w:uiPriority w:val="9"/>
+    <w:semiHidden/>
+    <w:rsid w:val="00034E95"/>
+    <w:rPr>
+      <w:rFonts w:asciiTheme="minorHAnsi" w:eastAsiaTheme="majorEastAsia" w:hAnsiTheme="minorHAnsi" w:cstheme="majorBidi"/>
+      <w:i/>
+      <w:iCs/>
+      <w:noProof/>
+      <w:color w:val="595959" w:themeColor="text1" w:themeTint="A6"/>
+      <w:lang w:bidi="ar-EG"/>
+    </w:rPr>
+  </w:style>
+  <w:style w:type="character" w:customStyle="1" w:styleId="Heading7Char">
+    <w:name w:val="Heading 7 Char"/>
+    <w:basedOn w:val="DefaultParagraphFont"/>
+    <w:link w:val="Heading7"/>
+    <w:uiPriority w:val="9"/>
+    <w:semiHidden/>
+    <w:rsid w:val="00034E95"/>
+    <w:rPr>
+      <w:rFonts w:asciiTheme="minorHAnsi" w:eastAsiaTheme="majorEastAsia" w:hAnsiTheme="minorHAnsi" w:cstheme="majorBidi"/>
+      <w:noProof/>
+      <w:color w:val="595959" w:themeColor="text1" w:themeTint="A6"/>
+      <w:lang w:bidi="ar-EG"/>
+    </w:rPr>
+  </w:style>
+  <w:style w:type="character" w:customStyle="1" w:styleId="Heading8Char">
+    <w:name w:val="Heading 8 Char"/>
+    <w:basedOn w:val="DefaultParagraphFont"/>
+    <w:link w:val="Heading8"/>
+    <w:uiPriority w:val="9"/>
+    <w:semiHidden/>
+    <w:rsid w:val="00034E95"/>
+    <w:rPr>
+      <w:rFonts w:asciiTheme="minorHAnsi" w:eastAsiaTheme="majorEastAsia" w:hAnsiTheme="minorHAnsi" w:cstheme="majorBidi"/>
+      <w:i/>
+      <w:iCs/>
+      <w:noProof/>
+      <w:color w:val="272727" w:themeColor="text1" w:themeTint="D8"/>
+      <w:lang w:bidi="ar-EG"/>
+    </w:rPr>
+  </w:style>
+  <w:style w:type="character" w:customStyle="1" w:styleId="Heading9Char">
+    <w:name w:val="Heading 9 Char"/>
+    <w:basedOn w:val="DefaultParagraphFont"/>
+    <w:link w:val="Heading9"/>
+    <w:uiPriority w:val="9"/>
+    <w:semiHidden/>
+    <w:rsid w:val="00034E95"/>
+    <w:rPr>
+      <w:rFonts w:asciiTheme="minorHAnsi" w:eastAsiaTheme="majorEastAsia" w:hAnsiTheme="minorHAnsi" w:cstheme="majorBidi"/>
+      <w:noProof/>
+      <w:color w:val="272727" w:themeColor="text1" w:themeTint="D8"/>
+      <w:lang w:bidi="ar-EG"/>
+    </w:rPr>
+  </w:style>
+  <w:style w:type="paragraph" w:styleId="Title">
+    <w:name w:val="Title"/>
+    <w:basedOn w:val="Normal"/>
+    <w:next w:val="Normal"/>
+    <w:link w:val="TitleChar"/>
+    <w:uiPriority w:val="10"/>
+    <w:qFormat/>
+    <w:rsid w:val="00034E95"/>
+    <w:pPr>
+      <w:spacing w:after="80" w:line="240" w:lineRule="auto"/>
+      <w:contextualSpacing/>
+    </w:pPr>
+    <w:rPr>
+      <w:rFonts w:asciiTheme="majorHAnsi" w:eastAsiaTheme="majorEastAsia" w:hAnsiTheme="majorHAnsi" w:cstheme="majorBidi"/>
+      <w:spacing w:val="-10"/>
+      <w:kern w:val="28"/>
+      <w:sz w:val="56"/>
+      <w:szCs w:val="56"/>
+    </w:rPr>
+  </w:style>
+  <w:style w:type="character" w:customStyle="1" w:styleId="TitleChar">
+    <w:name w:val="Title Char"/>
+    <w:basedOn w:val="DefaultParagraphFont"/>
+    <w:link w:val="Title"/>
+    <w:uiPriority w:val="10"/>
+    <w:rsid w:val="00034E95"/>
+    <w:rPr>
+      <w:rFonts w:asciiTheme="majorHAnsi" w:eastAsiaTheme="majorEastAsia" w:hAnsiTheme="majorHAnsi" w:cstheme="majorBidi"/>
+      <w:noProof/>
+      <w:spacing w:val="-10"/>
+      <w:kern w:val="28"/>
+      <w:sz w:val="56"/>
+      <w:szCs w:val="56"/>
+      <w:lang w:bidi="ar-EG"/>
+    </w:rPr>
+  </w:style>
+  <w:style w:type="paragraph" w:styleId="Subtitle">
+    <w:name w:val="Subtitle"/>
+    <w:basedOn w:val="Normal"/>
+    <w:next w:val="Normal"/>
+    <w:link w:val="SubtitleChar"/>
+    <w:uiPriority w:val="11"/>
+    <w:qFormat/>
+    <w:rsid w:val="00034E95"/>
+    <w:pPr>
+      <w:numPr>
+        <w:ilvl w:val="1"/>
+      </w:numPr>
+    </w:pPr>
+    <w:rPr>
+      <w:rFonts w:asciiTheme="minorHAnsi" w:eastAsiaTheme="majorEastAsia" w:hAnsiTheme="minorHAnsi" w:cstheme="majorBidi"/>
+      <w:color w:val="595959" w:themeColor="text1" w:themeTint="A6"/>
+      <w:spacing w:val="15"/>
+    </w:rPr>
+  </w:style>
+  <w:style w:type="character" w:customStyle="1" w:styleId="SubtitleChar">
+    <w:name w:val="Subtitle Char"/>
+    <w:basedOn w:val="DefaultParagraphFont"/>
+    <w:link w:val="Subtitle"/>
+    <w:uiPriority w:val="11"/>
+    <w:rsid w:val="00034E95"/>
+    <w:rPr>
+      <w:rFonts w:asciiTheme="minorHAnsi" w:eastAsiaTheme="majorEastAsia" w:hAnsiTheme="minorHAnsi" w:cstheme="majorBidi"/>
+      <w:noProof/>
+      <w:color w:val="595959" w:themeColor="text1" w:themeTint="A6"/>
+      <w:spacing w:val="15"/>
+      <w:lang w:bidi="ar-EG"/>
+    </w:rPr>
+  </w:style>
+  <w:style w:type="paragraph" w:styleId="Quote">
+    <w:name w:val="Quote"/>
+    <w:basedOn w:val="Normal"/>
+    <w:next w:val="Normal"/>
+    <w:link w:val="QuoteChar"/>
+    <w:uiPriority w:val="29"/>
+    <w:qFormat/>
+    <w:rsid w:val="00034E95"/>
+    <w:pPr>
+      <w:spacing w:before="160"/>
+      <w:jc w:val="center"/>
+    </w:pPr>
+    <w:rPr>
+      <w:i/>
+      <w:iCs/>
+      <w:color w:val="404040" w:themeColor="text1" w:themeTint="BF"/>
+    </w:rPr>
+  </w:style>
+  <w:style w:type="character" w:customStyle="1" w:styleId="QuoteChar">
+    <w:name w:val="Quote Char"/>
+    <w:basedOn w:val="DefaultParagraphFont"/>
+    <w:link w:val="Quote"/>
+    <w:uiPriority w:val="29"/>
+    <w:rsid w:val="00034E95"/>
+    <w:rPr>
+      <w:i/>
+      <w:iCs/>
+      <w:noProof/>
+      <w:color w:val="404040" w:themeColor="text1" w:themeTint="BF"/>
+      <w:lang w:bidi="ar-EG"/>
+    </w:rPr>
+  </w:style>
+  <w:style w:type="paragraph" w:styleId="ListParagraph">
+    <w:name w:val="List Paragraph"/>
+    <w:basedOn w:val="Normal"/>
+    <w:uiPriority w:val="34"/>
+    <w:qFormat/>
+    <w:rsid w:val="00034E95"/>
+    <w:pPr>
+      <w:ind w:left="720"/>
+      <w:contextualSpacing/>
+    </w:pPr>
+  </w:style>
+  <w:style w:type="character" w:styleId="IntenseEmphasis">
+    <w:name w:val="Intense Emphasis"/>
+    <w:basedOn w:val="DefaultParagraphFont"/>
+    <w:uiPriority w:val="21"/>
+    <w:qFormat/>
+    <w:rsid w:val="00034E95"/>
+    <w:rPr>
+      <w:i/>
+      <w:iCs/>
+      <w:color w:val="2F5496" w:themeColor="accent1" w:themeShade="BF"/>
+    </w:rPr>
+  </w:style>
+  <w:style w:type="paragraph" w:styleId="IntenseQuote">
+    <w:name w:val="Intense Quote"/>
+    <w:basedOn w:val="Normal"/>
+    <w:next w:val="Normal"/>
+    <w:link w:val="IntenseQuoteChar"/>
+    <w:uiPriority w:val="30"/>
+    <w:qFormat/>
+    <w:rsid w:val="00034E95"/>
+    <w:pPr>
+      <w:pBdr>
+        <w:top w:val="single" w:sz="4" w:space="10" w:color="2F5496" w:themeColor="accent1" w:themeShade="BF"/>
+        <w:bottom w:val="single" w:sz="4" w:space="10" w:color="2F5496" w:themeColor="accent1" w:themeShade="BF"/>
+      </w:pBdr>
+      <w:spacing w:before="360" w:after="360"/>
+      <w:ind w:left="864" w:right="864"/>
+      <w:jc w:val="center"/>
+    </w:pPr>
+    <w:rPr>
+      <w:i/>
+      <w:iCs/>
+      <w:color w:val="2F5496" w:themeColor="accent1" w:themeShade="BF"/>
+    </w:rPr>
+  </w:style>
+  <w:style w:type="character" w:customStyle="1" w:styleId="IntenseQuoteChar">
+    <w:name w:val="Intense Quote Char"/>
+    <w:basedOn w:val="DefaultParagraphFont"/>
+    <w:link w:val="IntenseQuote"/>
+    <w:uiPriority w:val="30"/>
+    <w:rsid w:val="00034E95"/>
+    <w:rPr>
+      <w:i/>
+      <w:iCs/>
+      <w:noProof/>
+      <w:color w:val="2F5496" w:themeColor="accent1" w:themeShade="BF"/>
+      <w:lang w:bidi="ar-EG"/>
+    </w:rPr>
+  </w:style>
+  <w:style w:type="character" w:styleId="IntenseReference">
+    <w:name w:val="Intense Reference"/>
+    <w:basedOn w:val="DefaultParagraphFont"/>
+    <w:uiPriority w:val="32"/>
+    <w:qFormat/>
+    <w:rsid w:val="00034E95"/>
+    <w:rPr>
+      <w:b/>
+      <w:bCs/>
+      <w:smallCaps/>
+      <w:color w:val="2F5496" w:themeColor="accent1" w:themeShade="BF"/>
+      <w:spacing w:val="5"/>
+    </w:rPr>
+  </w:style>
   <w:style w:type="character" w:styleId="Hyperlink">
     <w:name w:val="Hyperlink"/>
-    <w:basedOn w:val="a0"/>
+    <w:basedOn w:val="DefaultParagraphFont"/>
     <w:uiPriority w:val="99"/>
     <w:unhideWhenUsed/>
-    <w:rsid w:val="009869CA"/>
+    <w:rsid w:val="006A6BE1"/>
     <w:rPr>
       <w:color w:val="0563C1" w:themeColor="hyperlink"/>
       <w:u w:val="single"/>
     </w:rPr>
   </w:style>
-  <w:style w:type="character" w:styleId="a3">
+  <w:style w:type="character" w:styleId="UnresolvedMention">
     <w:name w:val="Unresolved Mention"/>
-    <w:basedOn w:val="a0"/>
+    <w:basedOn w:val="DefaultParagraphFont"/>
     <w:uiPriority w:val="99"/>
     <w:semiHidden/>
     <w:unhideWhenUsed/>
-    <w:rsid w:val="009869CA"/>
+    <w:rsid w:val="006A6BE1"/>
     <w:rPr>
       <w:color w:val="605E5C"/>
       <w:shd w:val="clear" w:color="auto" w:fill="E1DFDD"/>
     </w:rPr>
   </w:style>
-  <w:style w:type="paragraph" w:styleId="a4">
-    <w:name w:val="footnote text"/>
-    <w:basedOn w:val="a"/>
-    <w:link w:val="a5"/>
+  <w:style w:type="character" w:styleId="FollowedHyperlink">
+    <w:name w:val="FollowedHyperlink"/>
+    <w:basedOn w:val="DefaultParagraphFont"/>
     <w:uiPriority w:val="99"/>
     <w:semiHidden/>
     <w:unhideWhenUsed/>
-    <w:rsid w:val="00FB60E7"/>
+    <w:rsid w:val="009821EA"/>
+    <w:rPr>
+      <w:color w:val="954F72" w:themeColor="followedHyperlink"/>
+      <w:u w:val="single"/>
+    </w:rPr>
+  </w:style>
+  <w:style w:type="paragraph" w:styleId="FootnoteText">
+    <w:name w:val="footnote text"/>
+    <w:basedOn w:val="Normal"/>
+    <w:link w:val="FootnoteTextChar"/>
+    <w:uiPriority w:val="99"/>
+    <w:semiHidden/>
+    <w:unhideWhenUsed/>
+    <w:rsid w:val="009821EA"/>
     <w:pPr>
       <w:spacing w:after="0" w:line="240" w:lineRule="auto"/>
     </w:pPr>
@@ -1327,57 +3402,25 @@
       <w:szCs w:val="20"/>
     </w:rPr>
   </w:style>
-  <w:style w:type="character" w:customStyle="1" w:styleId="a5">
-    <w:name w:val="טקסט הערת שוליים תו"/>
-    <w:basedOn w:val="a0"/>
-    <w:link w:val="a4"/>
+  <w:style w:type="character" w:customStyle="1" w:styleId="FootnoteTextChar">
+    <w:name w:val="Footnote Text Char"/>
+    <w:basedOn w:val="DefaultParagraphFont"/>
+    <w:link w:val="FootnoteText"/>
     <w:uiPriority w:val="99"/>
     <w:semiHidden/>
-    <w:rsid w:val="00FB60E7"/>
+    <w:rsid w:val="009821EA"/>
     <w:rPr>
+      <w:noProof/>
       <w:sz w:val="20"/>
       <w:szCs w:val="20"/>
+      <w:lang w:bidi="ar-EG"/>
     </w:rPr>
-  </w:style>
-  <w:style w:type="character" w:styleId="a6">
-    <w:name w:val="footnote reference"/>
-    <w:basedOn w:val="a0"/>
-    <w:uiPriority w:val="99"/>
-    <w:semiHidden/>
-    <w:unhideWhenUsed/>
-    <w:rsid w:val="00FB60E7"/>
-    <w:rPr>
-      <w:vertAlign w:val="superscript"/>
-    </w:rPr>
-  </w:style>
-  <w:style w:type="character" w:styleId="FollowedHyperlink">
-    <w:name w:val="FollowedHyperlink"/>
-    <w:basedOn w:val="a0"/>
-    <w:uiPriority w:val="99"/>
-    <w:semiHidden/>
-    <w:unhideWhenUsed/>
-    <w:rsid w:val="00770BDF"/>
-    <w:rPr>
-      <w:color w:val="954F72" w:themeColor="followedHyperlink"/>
-      <w:u w:val="single"/>
-    </w:rPr>
-  </w:style>
-  <w:style w:type="paragraph" w:styleId="a7">
-    <w:name w:val="List Paragraph"/>
-    <w:basedOn w:val="a"/>
-    <w:uiPriority w:val="34"/>
-    <w:qFormat/>
-    <w:rsid w:val="00E201E4"/>
-    <w:pPr>
-      <w:ind w:left="720"/>
-      <w:contextualSpacing/>
-    </w:pPr>
   </w:style>
 </w:styles>
 </file>
 
 <file path=word/theme/theme1.xml><?xml version="1.0" encoding="utf-8"?>
-<a:theme xmlns:a="http://schemas.openxmlformats.org/drawingml/2006/main" name="ערכת נושא Office">
+<a:theme xmlns:a="http://schemas.openxmlformats.org/drawingml/2006/main" name="Office Theme">
   <a:themeElements>
     <a:clrScheme name="Office">
       <a:dk1>
@@ -1474,7 +3517,7 @@
         <a:latin typeface="Calibri" panose="020F0502020204030204"/>
         <a:ea typeface=""/>
         <a:cs typeface=""/>
-        <a:font script="Jpan" typeface="游明朝"/>
+        <a:font script="Jpan" typeface="游ゴシック"/>
         <a:font script="Hang" typeface="맑은 고딕"/>
         <a:font script="Hans" typeface="等线"/>
         <a:font script="Hant" typeface="新細明體"/>
@@ -1676,7 +3719,7 @@
 </file>
 
 <file path=customXml/itemProps1.xml><?xml version="1.0" encoding="utf-8"?>
-<ds:datastoreItem xmlns:ds="http://schemas.openxmlformats.org/officeDocument/2006/customXml" ds:itemID="{F03B366A-DFAA-47F5-9197-6813286D723E}">
+<ds:datastoreItem xmlns:ds="http://schemas.openxmlformats.org/officeDocument/2006/customXml" ds:itemID="{3F1755F5-77E0-4567-B5B1-912B0EBA3DA8}">
   <ds:schemaRefs>
     <ds:schemaRef ds:uri="http://schemas.openxmlformats.org/officeDocument/2006/bibliography"/>
   </ds:schemaRefs>
